--- a/4семестр/ТП/ТП/1/контент.docx
+++ b/4семестр/ТП/ТП/1/контент.docx
@@ -2,6 +2,68 @@
 <file path=word/document.xml><?xml version="1.0" encoding="utf-8"?>
 <w:document xmlns:wpc="http://schemas.microsoft.com/office/word/2010/wordprocessingCanvas" xmlns:cx="http://schemas.microsoft.com/office/drawing/2014/chartex" xmlns:cx1="http://schemas.microsoft.com/office/drawing/2015/9/8/chartex" xmlns:mc="http://schemas.openxmlformats.org/markup-compatibility/2006" xmlns:o="urn:schemas-microsoft-com:office:office" xmlns:r="http://schemas.openxmlformats.org/officeDocument/2006/relationships" xmlns:m="http://schemas.openxmlformats.org/officeDocument/2006/math" xmlns:v="urn:schemas-microsoft-com:vml" xmlns:wp14="http://schemas.microsoft.com/office/word/2010/wordprocessingDrawing" xmlns:wp="http://schemas.openxmlformats.org/drawingml/2006/wordprocessingDrawing" xmlns:w10="urn:schemas-microsoft-com:office:word" xmlns:w="http://schemas.openxmlformats.org/wordprocessingml/2006/main" xmlns:w14="http://schemas.microsoft.com/office/word/2010/wordml" xmlns:w15="http://schemas.microsoft.com/office/word/2012/wordml" xmlns:w16se="http://schemas.microsoft.com/office/word/2015/wordml/symex" xmlns:wpg="http://schemas.microsoft.com/office/word/2010/wordprocessingGroup" xmlns:wpi="http://schemas.microsoft.com/office/word/2010/wordprocessingInk" xmlns:wne="http://schemas.microsoft.com/office/word/2006/wordml" xmlns:wps="http://schemas.microsoft.com/office/word/2010/wordprocessingShape" mc:Ignorable="w14 w15 w16se wp14">
   <w:body>
+    <w:p>
+      <w:r>
+        <w:br w:type="page"/>
+      </w:r>
+      <w:r>
+        <w:lastRenderedPageBreak/>
+        <w:br w:type="page"/>
+      </w:r>
+    </w:p>
+    <w:p>
+      <w:pPr>
+        <w:spacing w:after="0" w:line="360" w:lineRule="auto"/>
+        <w:ind w:firstLine="851"/>
+        <w:jc w:val="both"/>
+        <w:rPr>
+          <w:rFonts w:ascii="Times New Roman" w:hAnsi="Times New Roman" w:cs="Times New Roman"/>
+          <w:sz w:val="28"/>
+          <w:szCs w:val="28"/>
+        </w:rPr>
+      </w:pPr>
+      <w:r>
+        <w:rPr>
+          <w:rFonts w:ascii="Times New Roman" w:hAnsi="Times New Roman" w:cs="Times New Roman"/>
+          <w:sz w:val="28"/>
+          <w:szCs w:val="28"/>
+        </w:rPr>
+        <w:lastRenderedPageBreak/>
+        <w:t xml:space="preserve">Цель работы </w:t>
+      </w:r>
+      <w:r>
+        <w:rPr>
+          <w:rFonts w:ascii="Times New Roman" w:hAnsi="Times New Roman" w:cs="Times New Roman"/>
+          <w:sz w:val="28"/>
+          <w:szCs w:val="28"/>
+        </w:rPr>
+        <w:t>ознакомиться с методикой разработки внешних спецификаций программ; приобрести практические навыки определения и оформления</w:t>
+      </w:r>
+      <w:r>
+        <w:rPr>
+          <w:rFonts w:ascii="Times New Roman" w:hAnsi="Times New Roman" w:cs="Times New Roman"/>
+          <w:sz w:val="28"/>
+          <w:szCs w:val="28"/>
+        </w:rPr>
+        <w:t xml:space="preserve"> </w:t>
+      </w:r>
+      <w:r>
+        <w:rPr>
+          <w:rFonts w:ascii="Times New Roman" w:hAnsi="Times New Roman" w:cs="Times New Roman"/>
+          <w:sz w:val="28"/>
+          <w:szCs w:val="28"/>
+        </w:rPr>
+        <w:t>внешних спецификаций программ</w:t>
+      </w:r>
+      <w:r>
+        <w:rPr>
+          <w:rFonts w:ascii="Times New Roman" w:hAnsi="Times New Roman" w:cs="Times New Roman"/>
+          <w:sz w:val="28"/>
+          <w:szCs w:val="28"/>
+        </w:rPr>
+        <w:t>.</w:t>
+      </w:r>
+    </w:p>
     <w:tbl>
       <w:tblPr>
         <w:tblStyle w:val="a3"/>
@@ -19,26 +81,72 @@
             <w:tcW w:w="3115" w:type="dxa"/>
           </w:tcPr>
           <w:p>
-            <w:r>
+            <w:pPr>
+              <w:rPr>
+                <w:rFonts w:ascii="Times New Roman" w:hAnsi="Times New Roman" w:cs="Times New Roman"/>
+                <w:sz w:val="28"/>
+                <w:szCs w:val="28"/>
+              </w:rPr>
+            </w:pPr>
+            <w:r>
+              <w:rPr>
+                <w:rFonts w:ascii="Times New Roman" w:hAnsi="Times New Roman" w:cs="Times New Roman"/>
+                <w:sz w:val="28"/>
+                <w:szCs w:val="28"/>
+              </w:rPr>
               <w:t>Исходное описание</w:t>
             </w:r>
           </w:p>
           <w:p>
-            <w:r>
+            <w:pPr>
+              <w:rPr>
+                <w:rFonts w:ascii="Times New Roman" w:hAnsi="Times New Roman" w:cs="Times New Roman"/>
+                <w:sz w:val="28"/>
+                <w:szCs w:val="28"/>
+              </w:rPr>
+            </w:pPr>
+            <w:r>
+              <w:rPr>
+                <w:rFonts w:ascii="Times New Roman" w:hAnsi="Times New Roman" w:cs="Times New Roman"/>
+                <w:sz w:val="28"/>
+                <w:szCs w:val="28"/>
+              </w:rPr>
               <w:t>Система отдела СМИ</w:t>
             </w:r>
           </w:p>
           <w:p>
-            <w:r>
+            <w:pPr>
+              <w:rPr>
+                <w:rFonts w:ascii="Times New Roman" w:hAnsi="Times New Roman" w:cs="Times New Roman"/>
+                <w:sz w:val="28"/>
+                <w:szCs w:val="28"/>
+              </w:rPr>
+            </w:pPr>
+            <w:r>
+              <w:rPr>
+                <w:rFonts w:ascii="Times New Roman" w:hAnsi="Times New Roman" w:cs="Times New Roman"/>
+                <w:sz w:val="28"/>
+                <w:szCs w:val="28"/>
+              </w:rPr>
               <w:t>Схема Состава Разложения</w:t>
             </w:r>
           </w:p>
           <w:p>
-            <w:r>
+            <w:pPr>
+              <w:rPr>
+                <w:rFonts w:ascii="Times New Roman" w:hAnsi="Times New Roman" w:cs="Times New Roman"/>
+                <w:sz w:val="28"/>
+                <w:szCs w:val="28"/>
+              </w:rPr>
+            </w:pPr>
+            <w:r>
+              <w:rPr>
+                <w:rFonts w:ascii="Times New Roman" w:hAnsi="Times New Roman" w:cs="Times New Roman"/>
+                <w:sz w:val="28"/>
+                <w:szCs w:val="28"/>
+              </w:rPr>
               <w:t>Номер: 0.1</w:t>
             </w:r>
-            <w:bookmarkStart w:id="0" w:name="_GoBack"/>
-            <w:bookmarkEnd w:id="0"/>
           </w:p>
         </w:tc>
         <w:tc>
@@ -46,7 +154,19 @@
             <w:tcW w:w="3115" w:type="dxa"/>
           </w:tcPr>
           <w:p>
-            <w:r>
+            <w:pPr>
+              <w:rPr>
+                <w:rFonts w:ascii="Times New Roman" w:hAnsi="Times New Roman" w:cs="Times New Roman"/>
+                <w:sz w:val="28"/>
+                <w:szCs w:val="28"/>
+              </w:rPr>
+            </w:pPr>
+            <w:r>
+              <w:rPr>
+                <w:rFonts w:ascii="Times New Roman" w:hAnsi="Times New Roman" w:cs="Times New Roman"/>
+                <w:sz w:val="28"/>
+                <w:szCs w:val="28"/>
+              </w:rPr>
               <w:t>Схема состава разложения</w:t>
             </w:r>
           </w:p>
@@ -56,46 +176,95 @@
             <w:tcW w:w="3115" w:type="dxa"/>
           </w:tcPr>
           <w:p>
-            <w:r>
+            <w:pPr>
+              <w:rPr>
+                <w:rFonts w:ascii="Times New Roman" w:hAnsi="Times New Roman" w:cs="Times New Roman"/>
+                <w:sz w:val="28"/>
+                <w:szCs w:val="28"/>
+              </w:rPr>
+            </w:pPr>
+            <w:r>
+              <w:rPr>
+                <w:rFonts w:ascii="Times New Roman" w:hAnsi="Times New Roman" w:cs="Times New Roman"/>
+                <w:sz w:val="28"/>
+                <w:szCs w:val="28"/>
+              </w:rPr>
               <w:t>Лист: 1</w:t>
-            </w:r>
-          </w:p>
-          <w:p>
-            <w:r>
-              <w:t>Автор</w:t>
-            </w:r>
-            <w:r>
-              <w:t xml:space="preserve">: </w:t>
-            </w:r>
-            <w:r>
-              <w:t>Семенов М.А.</w:t>
-            </w:r>
-          </w:p>
-          <w:p>
-            <w:r>
-              <w:t>Отдел</w:t>
-            </w:r>
-            <w:r>
-              <w:rPr>
-                <w:lang w:val="en-US"/>
-              </w:rPr>
-              <w:t xml:space="preserve">: </w:t>
-            </w:r>
-            <w:r>
-              <w:t>каф. ИСТ</w:t>
             </w:r>
           </w:p>
           <w:p>
             <w:pPr>
               <w:rPr>
+                <w:rFonts w:ascii="Times New Roman" w:hAnsi="Times New Roman" w:cs="Times New Roman"/>
+                <w:sz w:val="28"/>
+                <w:szCs w:val="28"/>
+              </w:rPr>
+            </w:pPr>
+            <w:r>
+              <w:rPr>
+                <w:rFonts w:ascii="Times New Roman" w:hAnsi="Times New Roman" w:cs="Times New Roman"/>
+                <w:sz w:val="28"/>
+                <w:szCs w:val="28"/>
+              </w:rPr>
+              <w:t>Автор: Семенов М.А.</w:t>
+            </w:r>
+          </w:p>
+          <w:p>
+            <w:pPr>
+              <w:rPr>
+                <w:rFonts w:ascii="Times New Roman" w:hAnsi="Times New Roman" w:cs="Times New Roman"/>
+                <w:sz w:val="28"/>
+                <w:szCs w:val="28"/>
+              </w:rPr>
+            </w:pPr>
+            <w:r>
+              <w:rPr>
+                <w:rFonts w:ascii="Times New Roman" w:hAnsi="Times New Roman" w:cs="Times New Roman"/>
+                <w:sz w:val="28"/>
+                <w:szCs w:val="28"/>
+              </w:rPr>
+              <w:t>Отдел</w:t>
+            </w:r>
+            <w:r>
+              <w:rPr>
+                <w:rFonts w:ascii="Times New Roman" w:hAnsi="Times New Roman" w:cs="Times New Roman"/>
+                <w:sz w:val="28"/>
+                <w:szCs w:val="28"/>
                 <w:lang w:val="en-US"/>
               </w:rPr>
+              <w:t xml:space="preserve">: </w:t>
+            </w:r>
+            <w:r>
+              <w:rPr>
+                <w:rFonts w:ascii="Times New Roman" w:hAnsi="Times New Roman" w:cs="Times New Roman"/>
+                <w:sz w:val="28"/>
+                <w:szCs w:val="28"/>
+              </w:rPr>
+              <w:t>каф. ИСТ</w:t>
+            </w:r>
+          </w:p>
+          <w:p>
+            <w:pPr>
+              <w:rPr>
+                <w:rFonts w:ascii="Times New Roman" w:hAnsi="Times New Roman" w:cs="Times New Roman"/>
+                <w:sz w:val="28"/>
+                <w:szCs w:val="28"/>
+                <w:lang w:val="en-US"/>
+              </w:rPr>
             </w:pPr>
             <w:r>
+              <w:rPr>
+                <w:rFonts w:ascii="Times New Roman" w:hAnsi="Times New Roman" w:cs="Times New Roman"/>
+                <w:sz w:val="28"/>
+                <w:szCs w:val="28"/>
+              </w:rPr>
               <w:t>Дата</w:t>
             </w:r>
             <w:r>
               <w:rPr>
+                <w:rFonts w:ascii="Times New Roman" w:hAnsi="Times New Roman" w:cs="Times New Roman"/>
+                <w:sz w:val="28"/>
+                <w:szCs w:val="28"/>
                 <w:lang w:val="en-US"/>
               </w:rPr>
               <w:t>: 09.06.2022</w:t>
@@ -104,7 +273,62 @@
         </w:tc>
       </w:tr>
     </w:tbl>
-    <w:p/>
+    <w:p>
+      <w:pPr>
+        <w:rPr>
+          <w:rFonts w:ascii="Times New Roman" w:hAnsi="Times New Roman" w:cs="Times New Roman"/>
+          <w:noProof/>
+          <w:sz w:val="28"/>
+          <w:szCs w:val="28"/>
+          <w:lang w:eastAsia="ru-RU"/>
+        </w:rPr>
+      </w:pPr>
+    </w:p>
+    <w:p>
+      <w:r>
+        <w:rPr>
+          <w:noProof/>
+          <w:lang w:eastAsia="ru-RU"/>
+        </w:rPr>
+        <w:drawing>
+          <wp:inline distT="0" distB="0" distL="0" distR="0" wp14:anchorId="6A5F6114" wp14:editId="50EF7D69">
+            <wp:extent cx="5114925" cy="5000625"/>
+            <wp:effectExtent l="0" t="0" r="9525" b="9525"/>
+            <wp:docPr id="1" name="Рисунок 1"/>
+            <wp:cNvGraphicFramePr>
+              <a:graphicFrameLocks xmlns:a="http://schemas.openxmlformats.org/drawingml/2006/main" noChangeAspect="1"/>
+            </wp:cNvGraphicFramePr>
+            <a:graphic xmlns:a="http://schemas.openxmlformats.org/drawingml/2006/main">
+              <a:graphicData uri="http://schemas.openxmlformats.org/drawingml/2006/picture">
+                <pic:pic xmlns:pic="http://schemas.openxmlformats.org/drawingml/2006/picture">
+                  <pic:nvPicPr>
+                    <pic:cNvPr id="1" name=""/>
+                    <pic:cNvPicPr/>
+                  </pic:nvPicPr>
+                  <pic:blipFill>
+                    <a:blip r:embed="rId4"/>
+                    <a:stretch>
+                      <a:fillRect/>
+                    </a:stretch>
+                  </pic:blipFill>
+                  <pic:spPr>
+                    <a:xfrm>
+                      <a:off x="0" y="0"/>
+                      <a:ext cx="5114925" cy="5000625"/>
+                    </a:xfrm>
+                    <a:prstGeom prst="rect">
+                      <a:avLst/>
+                    </a:prstGeom>
+                  </pic:spPr>
+                </pic:pic>
+              </a:graphicData>
+            </a:graphic>
+          </wp:inline>
+        </w:drawing>
+      </w:r>
+      <w:bookmarkStart w:id="0" w:name="_GoBack"/>
+      <w:bookmarkEnd w:id="0"/>
+    </w:p>
     <w:sectPr>
       <w:pgSz w:w="11906" w:h="16838"/>
       <w:pgMar w:top="1134" w:right="850" w:bottom="1134" w:left="1701" w:header="708" w:footer="708" w:gutter="0"/>

--- a/4семестр/ТП/ТП/1/контент.docx
+++ b/4семестр/ТП/ТП/1/контент.docx
@@ -3,11 +3,627 @@
 <w:document xmlns:wpc="http://schemas.microsoft.com/office/word/2010/wordprocessingCanvas" xmlns:cx="http://schemas.microsoft.com/office/drawing/2014/chartex" xmlns:cx1="http://schemas.microsoft.com/office/drawing/2015/9/8/chartex" xmlns:mc="http://schemas.openxmlformats.org/markup-compatibility/2006" xmlns:o="urn:schemas-microsoft-com:office:office" xmlns:r="http://schemas.openxmlformats.org/officeDocument/2006/relationships" xmlns:m="http://schemas.openxmlformats.org/officeDocument/2006/math" xmlns:v="urn:schemas-microsoft-com:vml" xmlns:wp14="http://schemas.microsoft.com/office/word/2010/wordprocessingDrawing" xmlns:wp="http://schemas.openxmlformats.org/drawingml/2006/wordprocessingDrawing" xmlns:w10="urn:schemas-microsoft-com:office:word" xmlns:w="http://schemas.openxmlformats.org/wordprocessingml/2006/main" xmlns:w14="http://schemas.microsoft.com/office/word/2010/wordml" xmlns:w15="http://schemas.microsoft.com/office/word/2012/wordml" xmlns:w16se="http://schemas.microsoft.com/office/word/2015/wordml/symex" xmlns:wpg="http://schemas.microsoft.com/office/word/2010/wordprocessingGroup" xmlns:wpi="http://schemas.microsoft.com/office/word/2010/wordprocessingInk" xmlns:wne="http://schemas.microsoft.com/office/word/2006/wordml" xmlns:wps="http://schemas.microsoft.com/office/word/2010/wordprocessingShape" mc:Ignorable="w14 w15 w16se wp14">
   <w:body>
     <w:p>
-      <w:r>
-        <w:br w:type="page"/>
-      </w:r>
-      <w:r>
-        <w:lastRenderedPageBreak/>
+      <w:pPr>
+        <w:spacing w:after="0" w:line="240" w:lineRule="auto"/>
+        <w:ind w:left="-540" w:right="-545" w:hanging="360"/>
+        <w:jc w:val="center"/>
+        <w:rPr>
+          <w:rFonts w:ascii="Times New Roman" w:hAnsi="Times New Roman" w:cs="Times New Roman"/>
+          <w:sz w:val="28"/>
+          <w:szCs w:val="28"/>
+        </w:rPr>
+      </w:pPr>
+      <w:proofErr w:type="spellStart"/>
+      <w:r>
+        <w:rPr>
+          <w:rFonts w:ascii="Times New Roman" w:hAnsi="Times New Roman" w:cs="Times New Roman"/>
+          <w:sz w:val="28"/>
+          <w:szCs w:val="28"/>
+        </w:rPr>
+        <w:t>Балаковский</w:t>
+      </w:r>
+      <w:proofErr w:type="spellEnd"/>
+      <w:r>
+        <w:rPr>
+          <w:rFonts w:ascii="Times New Roman" w:hAnsi="Times New Roman" w:cs="Times New Roman"/>
+          <w:sz w:val="28"/>
+          <w:szCs w:val="28"/>
+        </w:rPr>
+        <w:t xml:space="preserve"> инженерно-технологический институт - филиал</w:t>
+      </w:r>
+    </w:p>
+    <w:p>
+      <w:pPr>
+        <w:spacing w:after="0" w:line="240" w:lineRule="auto"/>
+        <w:ind w:left="-540" w:right="-545" w:hanging="360"/>
+        <w:jc w:val="center"/>
+        <w:rPr>
+          <w:rFonts w:ascii="Times New Roman" w:hAnsi="Times New Roman" w:cs="Times New Roman"/>
+          <w:sz w:val="28"/>
+          <w:szCs w:val="28"/>
+        </w:rPr>
+      </w:pPr>
+      <w:r>
+        <w:rPr>
+          <w:rFonts w:ascii="Times New Roman" w:hAnsi="Times New Roman" w:cs="Times New Roman"/>
+          <w:sz w:val="28"/>
+          <w:szCs w:val="28"/>
+        </w:rPr>
+        <w:t>федерального государственного автономного образовательного учреждения</w:t>
+      </w:r>
+    </w:p>
+    <w:p>
+      <w:pPr>
+        <w:spacing w:after="0" w:line="240" w:lineRule="auto"/>
+        <w:jc w:val="center"/>
+        <w:rPr>
+          <w:rFonts w:ascii="Times New Roman" w:hAnsi="Times New Roman" w:cs="Times New Roman"/>
+          <w:sz w:val="28"/>
+          <w:szCs w:val="28"/>
+        </w:rPr>
+      </w:pPr>
+      <w:r>
+        <w:rPr>
+          <w:rFonts w:ascii="Times New Roman" w:hAnsi="Times New Roman" w:cs="Times New Roman"/>
+          <w:sz w:val="28"/>
+          <w:szCs w:val="28"/>
+        </w:rPr>
+        <w:t>высшего образования</w:t>
+      </w:r>
+    </w:p>
+    <w:p>
+      <w:pPr>
+        <w:spacing w:after="0" w:line="240" w:lineRule="auto"/>
+        <w:ind w:left="-540"/>
+        <w:jc w:val="center"/>
+        <w:rPr>
+          <w:rFonts w:ascii="Times New Roman" w:hAnsi="Times New Roman" w:cs="Times New Roman"/>
+          <w:sz w:val="28"/>
+          <w:szCs w:val="28"/>
+        </w:rPr>
+      </w:pPr>
+      <w:r>
+        <w:rPr>
+          <w:rFonts w:ascii="Times New Roman" w:hAnsi="Times New Roman" w:cs="Times New Roman"/>
+          <w:sz w:val="28"/>
+          <w:szCs w:val="28"/>
+        </w:rPr>
+        <w:t>«Национальный исследовательский ядерный университет «МИФИ»</w:t>
+      </w:r>
+    </w:p>
+    <w:p>
+      <w:pPr>
+        <w:spacing w:after="0" w:line="360" w:lineRule="auto"/>
+        <w:ind w:left="-540"/>
+        <w:jc w:val="center"/>
+        <w:rPr>
+          <w:rFonts w:ascii="Times New Roman" w:hAnsi="Times New Roman" w:cs="Times New Roman"/>
+          <w:sz w:val="28"/>
+          <w:szCs w:val="28"/>
+        </w:rPr>
+      </w:pPr>
+    </w:p>
+    <w:p>
+      <w:pPr>
+        <w:spacing w:after="0" w:line="360" w:lineRule="auto"/>
+        <w:jc w:val="both"/>
+        <w:rPr>
+          <w:rFonts w:ascii="Times New Roman" w:hAnsi="Times New Roman" w:cs="Times New Roman"/>
+          <w:sz w:val="28"/>
+          <w:szCs w:val="28"/>
+        </w:rPr>
+      </w:pPr>
+      <w:r>
+        <w:rPr>
+          <w:rFonts w:ascii="Times New Roman" w:hAnsi="Times New Roman" w:cs="Times New Roman"/>
+          <w:sz w:val="28"/>
+          <w:szCs w:val="28"/>
+        </w:rPr>
+        <w:t>Факультет атомной энергетики и технологий</w:t>
+      </w:r>
+    </w:p>
+    <w:p>
+      <w:pPr>
+        <w:spacing w:after="0" w:line="360" w:lineRule="auto"/>
+        <w:jc w:val="both"/>
+        <w:rPr>
+          <w:rFonts w:ascii="Times New Roman" w:hAnsi="Times New Roman" w:cs="Times New Roman"/>
+          <w:sz w:val="28"/>
+          <w:szCs w:val="28"/>
+        </w:rPr>
+      </w:pPr>
+      <w:r>
+        <w:rPr>
+          <w:rFonts w:ascii="Times New Roman" w:hAnsi="Times New Roman" w:cs="Times New Roman"/>
+          <w:sz w:val="28"/>
+          <w:szCs w:val="28"/>
+        </w:rPr>
+        <w:t>Кафедра «Информационные системы и технология»</w:t>
+      </w:r>
+    </w:p>
+    <w:p>
+      <w:pPr>
+        <w:spacing w:after="0" w:line="360" w:lineRule="auto"/>
+        <w:jc w:val="both"/>
+        <w:rPr>
+          <w:rFonts w:ascii="Times New Roman" w:hAnsi="Times New Roman" w:cs="Times New Roman"/>
+          <w:sz w:val="28"/>
+          <w:szCs w:val="28"/>
+        </w:rPr>
+      </w:pPr>
+    </w:p>
+    <w:p>
+      <w:pPr>
+        <w:spacing w:after="0" w:line="360" w:lineRule="auto"/>
+        <w:jc w:val="both"/>
+        <w:rPr>
+          <w:rFonts w:ascii="Times New Roman" w:hAnsi="Times New Roman" w:cs="Times New Roman"/>
+          <w:sz w:val="28"/>
+          <w:szCs w:val="28"/>
+        </w:rPr>
+      </w:pPr>
+    </w:p>
+    <w:p>
+      <w:pPr>
+        <w:spacing w:after="0" w:line="360" w:lineRule="auto"/>
+        <w:jc w:val="center"/>
+        <w:rPr>
+          <w:rFonts w:ascii="Times New Roman" w:hAnsi="Times New Roman" w:cs="Times New Roman"/>
+          <w:sz w:val="28"/>
+          <w:szCs w:val="28"/>
+        </w:rPr>
+      </w:pPr>
+    </w:p>
+    <w:p>
+      <w:pPr>
+        <w:spacing w:after="0" w:line="360" w:lineRule="auto"/>
+        <w:jc w:val="center"/>
+        <w:rPr>
+          <w:rFonts w:ascii="Times New Roman" w:hAnsi="Times New Roman" w:cs="Times New Roman"/>
+          <w:sz w:val="28"/>
+          <w:szCs w:val="28"/>
+        </w:rPr>
+      </w:pPr>
+      <w:r>
+        <w:rPr>
+          <w:rFonts w:ascii="Times New Roman" w:hAnsi="Times New Roman" w:cs="Times New Roman"/>
+          <w:sz w:val="28"/>
+          <w:szCs w:val="28"/>
+        </w:rPr>
+        <w:t>ПРАКТИЧЕСКАЯ РАБОТА</w:t>
+      </w:r>
+    </w:p>
+    <w:p>
+      <w:pPr>
+        <w:spacing w:after="0" w:line="360" w:lineRule="auto"/>
+        <w:jc w:val="center"/>
+        <w:rPr>
+          <w:rFonts w:ascii="Times New Roman" w:hAnsi="Times New Roman" w:cs="Times New Roman"/>
+          <w:sz w:val="28"/>
+          <w:szCs w:val="28"/>
+        </w:rPr>
+      </w:pPr>
+      <w:r>
+        <w:rPr>
+          <w:rFonts w:ascii="Times New Roman" w:hAnsi="Times New Roman" w:cs="Times New Roman"/>
+          <w:sz w:val="28"/>
+          <w:szCs w:val="28"/>
+        </w:rPr>
+        <w:t xml:space="preserve">по дисциплине </w:t>
+      </w:r>
+    </w:p>
+    <w:p>
+      <w:pPr>
+        <w:spacing w:after="0" w:line="360" w:lineRule="auto"/>
+        <w:jc w:val="center"/>
+        <w:rPr>
+          <w:rFonts w:ascii="Times New Roman" w:hAnsi="Times New Roman" w:cs="Times New Roman"/>
+          <w:sz w:val="28"/>
+          <w:szCs w:val="28"/>
+        </w:rPr>
+      </w:pPr>
+      <w:r>
+        <w:rPr>
+          <w:rFonts w:ascii="Times New Roman" w:hAnsi="Times New Roman" w:cs="Times New Roman"/>
+          <w:sz w:val="28"/>
+          <w:szCs w:val="28"/>
+        </w:rPr>
+        <w:t>«</w:t>
+      </w:r>
+      <w:r>
+        <w:rPr>
+          <w:rFonts w:ascii="Times New Roman" w:hAnsi="Times New Roman" w:cs="Times New Roman"/>
+          <w:sz w:val="28"/>
+          <w:szCs w:val="28"/>
+        </w:rPr>
+        <w:t>Технологии программирования</w:t>
+      </w:r>
+      <w:r>
+        <w:rPr>
+          <w:rFonts w:ascii="Times New Roman" w:hAnsi="Times New Roman" w:cs="Times New Roman"/>
+          <w:sz w:val="28"/>
+          <w:szCs w:val="28"/>
+        </w:rPr>
+        <w:t>»</w:t>
+      </w:r>
+    </w:p>
+    <w:p>
+      <w:pPr>
+        <w:spacing w:after="0" w:line="360" w:lineRule="auto"/>
+        <w:jc w:val="center"/>
+        <w:rPr>
+          <w:rFonts w:ascii="Times New Roman" w:hAnsi="Times New Roman" w:cs="Times New Roman"/>
+          <w:sz w:val="28"/>
+          <w:szCs w:val="28"/>
+        </w:rPr>
+      </w:pPr>
+    </w:p>
+    <w:p>
+      <w:pPr>
+        <w:spacing w:after="0" w:line="360" w:lineRule="auto"/>
+        <w:jc w:val="center"/>
+        <w:rPr>
+          <w:rFonts w:ascii="Times New Roman" w:hAnsi="Times New Roman" w:cs="Times New Roman"/>
+          <w:sz w:val="28"/>
+          <w:szCs w:val="28"/>
+        </w:rPr>
+      </w:pPr>
+    </w:p>
+    <w:p>
+      <w:pPr>
+        <w:spacing w:after="0" w:line="360" w:lineRule="auto"/>
+        <w:jc w:val="center"/>
+        <w:rPr>
+          <w:rFonts w:ascii="Times New Roman" w:hAnsi="Times New Roman" w:cs="Times New Roman"/>
+          <w:sz w:val="28"/>
+          <w:szCs w:val="28"/>
+        </w:rPr>
+      </w:pPr>
+    </w:p>
+    <w:p>
+      <w:pPr>
+        <w:spacing w:after="0" w:line="360" w:lineRule="auto"/>
+        <w:jc w:val="center"/>
+        <w:rPr>
+          <w:rFonts w:ascii="Times New Roman" w:hAnsi="Times New Roman" w:cs="Times New Roman"/>
+          <w:sz w:val="28"/>
+          <w:szCs w:val="28"/>
+        </w:rPr>
+      </w:pPr>
+    </w:p>
+    <w:p>
+      <w:pPr>
+        <w:spacing w:after="0" w:line="360" w:lineRule="auto"/>
+        <w:jc w:val="center"/>
+        <w:rPr>
+          <w:rFonts w:ascii="Times New Roman" w:hAnsi="Times New Roman" w:cs="Times New Roman"/>
+          <w:sz w:val="28"/>
+          <w:szCs w:val="28"/>
+        </w:rPr>
+      </w:pPr>
+    </w:p>
+    <w:p>
+      <w:pPr>
+        <w:spacing w:after="0" w:line="360" w:lineRule="auto"/>
+        <w:ind w:left="4820"/>
+        <w:rPr>
+          <w:rFonts w:ascii="Times New Roman" w:hAnsi="Times New Roman" w:cs="Times New Roman"/>
+          <w:sz w:val="28"/>
+          <w:szCs w:val="28"/>
+        </w:rPr>
+      </w:pPr>
+      <w:r>
+        <w:rPr>
+          <w:rFonts w:ascii="Times New Roman" w:hAnsi="Times New Roman" w:cs="Times New Roman"/>
+          <w:sz w:val="28"/>
+          <w:szCs w:val="28"/>
+        </w:rPr>
+        <w:t>Выполнил: студент группы ИФСТ-2з</w:t>
+      </w:r>
+    </w:p>
+    <w:p>
+      <w:pPr>
+        <w:spacing w:after="0" w:line="360" w:lineRule="auto"/>
+        <w:ind w:left="4820"/>
+        <w:rPr>
+          <w:rFonts w:ascii="Times New Roman" w:hAnsi="Times New Roman" w:cs="Times New Roman"/>
+          <w:sz w:val="28"/>
+          <w:szCs w:val="28"/>
+        </w:rPr>
+      </w:pPr>
+      <w:r>
+        <w:rPr>
+          <w:rFonts w:ascii="Times New Roman" w:hAnsi="Times New Roman" w:cs="Times New Roman"/>
+          <w:sz w:val="28"/>
+          <w:szCs w:val="28"/>
+        </w:rPr>
+        <w:t>Семенов М.А.</w:t>
+      </w:r>
+    </w:p>
+    <w:p>
+      <w:pPr>
+        <w:spacing w:after="0" w:line="360" w:lineRule="auto"/>
+        <w:ind w:left="4820"/>
+        <w:jc w:val="both"/>
+        <w:rPr>
+          <w:rFonts w:ascii="Times New Roman" w:hAnsi="Times New Roman" w:cs="Times New Roman"/>
+          <w:sz w:val="28"/>
+          <w:szCs w:val="28"/>
+        </w:rPr>
+      </w:pPr>
+      <w:proofErr w:type="gramStart"/>
+      <w:r>
+        <w:rPr>
+          <w:rFonts w:ascii="Times New Roman" w:hAnsi="Times New Roman" w:cs="Times New Roman"/>
+          <w:sz w:val="28"/>
+          <w:szCs w:val="28"/>
+        </w:rPr>
+        <w:t xml:space="preserve">«  </w:t>
+      </w:r>
+      <w:proofErr w:type="gramEnd"/>
+      <w:r>
+        <w:rPr>
+          <w:rFonts w:ascii="Times New Roman" w:hAnsi="Times New Roman" w:cs="Times New Roman"/>
+          <w:sz w:val="28"/>
+          <w:szCs w:val="28"/>
+        </w:rPr>
+        <w:t xml:space="preserve">     » </w:t>
+      </w:r>
+      <w:r>
+        <w:rPr>
+          <w:rFonts w:ascii="Times New Roman" w:hAnsi="Times New Roman" w:cs="Times New Roman"/>
+          <w:sz w:val="28"/>
+          <w:szCs w:val="28"/>
+          <w:lang w:val="en-US"/>
+        </w:rPr>
+        <w:t xml:space="preserve">__________ </w:t>
+      </w:r>
+      <w:r>
+        <w:rPr>
+          <w:rFonts w:ascii="Times New Roman" w:hAnsi="Times New Roman" w:cs="Times New Roman"/>
+          <w:sz w:val="28"/>
+          <w:szCs w:val="28"/>
+        </w:rPr>
+        <w:t>202</w:t>
+      </w:r>
+      <w:r>
+        <w:rPr>
+          <w:rFonts w:ascii="Times New Roman" w:hAnsi="Times New Roman" w:cs="Times New Roman"/>
+          <w:sz w:val="28"/>
+          <w:szCs w:val="28"/>
+          <w:lang w:val="en-US"/>
+        </w:rPr>
+        <w:t>2</w:t>
+      </w:r>
+      <w:r>
+        <w:rPr>
+          <w:rFonts w:ascii="Times New Roman" w:hAnsi="Times New Roman" w:cs="Times New Roman"/>
+          <w:sz w:val="28"/>
+          <w:szCs w:val="28"/>
+        </w:rPr>
+        <w:t>г.</w:t>
+      </w:r>
+    </w:p>
+    <w:p>
+      <w:pPr>
+        <w:spacing w:after="0" w:line="360" w:lineRule="auto"/>
+        <w:ind w:firstLine="5103"/>
+        <w:jc w:val="both"/>
+        <w:rPr>
+          <w:rFonts w:ascii="Times New Roman" w:hAnsi="Times New Roman" w:cs="Times New Roman"/>
+          <w:sz w:val="28"/>
+          <w:szCs w:val="28"/>
+        </w:rPr>
+      </w:pPr>
+    </w:p>
+    <w:p>
+      <w:pPr>
+        <w:spacing w:after="0" w:line="360" w:lineRule="auto"/>
+        <w:ind w:firstLine="5103"/>
+        <w:jc w:val="both"/>
+        <w:rPr>
+          <w:rFonts w:ascii="Times New Roman" w:hAnsi="Times New Roman" w:cs="Times New Roman"/>
+          <w:sz w:val="28"/>
+          <w:szCs w:val="28"/>
+        </w:rPr>
+      </w:pPr>
+    </w:p>
+    <w:tbl>
+      <w:tblPr>
+        <w:tblStyle w:val="a3"/>
+        <w:tblW w:w="9748" w:type="dxa"/>
+        <w:tblBorders>
+          <w:top w:val="none" w:sz="0" w:space="0" w:color="auto"/>
+          <w:left w:val="none" w:sz="0" w:space="0" w:color="auto"/>
+          <w:bottom w:val="none" w:sz="0" w:space="0" w:color="auto"/>
+          <w:right w:val="none" w:sz="0" w:space="0" w:color="auto"/>
+          <w:insideH w:val="none" w:sz="0" w:space="0" w:color="auto"/>
+          <w:insideV w:val="none" w:sz="0" w:space="0" w:color="auto"/>
+        </w:tblBorders>
+        <w:tblLook w:val="04A0" w:firstRow="1" w:lastRow="0" w:firstColumn="1" w:lastColumn="0" w:noHBand="0" w:noVBand="1"/>
+      </w:tblPr>
+      <w:tblGrid>
+        <w:gridCol w:w="4786"/>
+        <w:gridCol w:w="4962"/>
+      </w:tblGrid>
+      <w:tr>
+        <w:tc>
+          <w:tcPr>
+            <w:tcW w:w="4786" w:type="dxa"/>
+          </w:tcPr>
+          <w:p>
+            <w:pPr>
+              <w:spacing w:line="360" w:lineRule="auto"/>
+              <w:jc w:val="both"/>
+              <w:rPr>
+                <w:rFonts w:ascii="Times New Roman" w:hAnsi="Times New Roman" w:cs="Times New Roman"/>
+                <w:sz w:val="28"/>
+                <w:szCs w:val="28"/>
+              </w:rPr>
+            </w:pPr>
+          </w:p>
+        </w:tc>
+        <w:tc>
+          <w:tcPr>
+            <w:tcW w:w="4962" w:type="dxa"/>
+          </w:tcPr>
+          <w:p>
+            <w:pPr>
+              <w:spacing w:line="360" w:lineRule="auto"/>
+              <w:rPr>
+                <w:rFonts w:ascii="Times New Roman" w:hAnsi="Times New Roman" w:cs="Times New Roman"/>
+                <w:sz w:val="28"/>
+                <w:szCs w:val="28"/>
+              </w:rPr>
+            </w:pPr>
+            <w:r>
+              <w:rPr>
+                <w:rFonts w:ascii="Times New Roman" w:hAnsi="Times New Roman" w:cs="Times New Roman"/>
+                <w:sz w:val="28"/>
+                <w:szCs w:val="28"/>
+              </w:rPr>
+              <w:t xml:space="preserve">Проверил </w:t>
+            </w:r>
+          </w:p>
+          <w:p>
+            <w:pPr>
+              <w:spacing w:line="360" w:lineRule="auto"/>
+              <w:rPr>
+                <w:rFonts w:ascii="Times New Roman" w:hAnsi="Times New Roman" w:cs="Times New Roman"/>
+                <w:sz w:val="28"/>
+                <w:szCs w:val="28"/>
+              </w:rPr>
+            </w:pPr>
+            <w:r>
+              <w:rPr>
+                <w:rFonts w:ascii="Times New Roman" w:hAnsi="Times New Roman" w:cs="Times New Roman"/>
+                <w:sz w:val="28"/>
+                <w:szCs w:val="28"/>
+              </w:rPr>
+              <w:t xml:space="preserve">_____________________________  </w:t>
+            </w:r>
+          </w:p>
+          <w:p>
+            <w:pPr>
+              <w:spacing w:line="360" w:lineRule="auto"/>
+              <w:rPr>
+                <w:rFonts w:ascii="Times New Roman" w:hAnsi="Times New Roman" w:cs="Times New Roman"/>
+                <w:sz w:val="28"/>
+                <w:szCs w:val="28"/>
+              </w:rPr>
+            </w:pPr>
+            <w:r>
+              <w:rPr>
+                <w:rFonts w:ascii="Times New Roman" w:hAnsi="Times New Roman" w:cs="Times New Roman"/>
+                <w:sz w:val="28"/>
+                <w:szCs w:val="28"/>
+              </w:rPr>
+              <w:t>«____</w:t>
+            </w:r>
+            <w:proofErr w:type="gramStart"/>
+            <w:r>
+              <w:rPr>
+                <w:rFonts w:ascii="Times New Roman" w:hAnsi="Times New Roman" w:cs="Times New Roman"/>
+                <w:sz w:val="28"/>
+                <w:szCs w:val="28"/>
+              </w:rPr>
+              <w:t>_»_</w:t>
+            </w:r>
+            <w:proofErr w:type="gramEnd"/>
+            <w:r>
+              <w:rPr>
+                <w:rFonts w:ascii="Times New Roman" w:hAnsi="Times New Roman" w:cs="Times New Roman"/>
+                <w:sz w:val="28"/>
+                <w:szCs w:val="28"/>
+              </w:rPr>
+              <w:t>_____________ 202</w:t>
+            </w:r>
+            <w:r>
+              <w:rPr>
+                <w:rFonts w:ascii="Times New Roman" w:hAnsi="Times New Roman" w:cs="Times New Roman"/>
+                <w:sz w:val="28"/>
+                <w:szCs w:val="28"/>
+                <w:lang w:val="en-US"/>
+              </w:rPr>
+              <w:t>2</w:t>
+            </w:r>
+            <w:r>
+              <w:rPr>
+                <w:rFonts w:ascii="Times New Roman" w:hAnsi="Times New Roman" w:cs="Times New Roman"/>
+                <w:sz w:val="28"/>
+                <w:szCs w:val="28"/>
+              </w:rPr>
+              <w:t>г.</w:t>
+            </w:r>
+          </w:p>
+          <w:p>
+            <w:pPr>
+              <w:spacing w:line="360" w:lineRule="auto"/>
+              <w:rPr>
+                <w:rFonts w:ascii="Times New Roman" w:hAnsi="Times New Roman" w:cs="Times New Roman"/>
+                <w:sz w:val="28"/>
+                <w:szCs w:val="28"/>
+              </w:rPr>
+            </w:pPr>
+          </w:p>
+        </w:tc>
+      </w:tr>
+    </w:tbl>
+    <w:p>
+      <w:pPr>
+        <w:spacing w:after="0" w:line="360" w:lineRule="auto"/>
+        <w:jc w:val="center"/>
+        <w:rPr>
+          <w:rFonts w:ascii="Times New Roman" w:hAnsi="Times New Roman" w:cs="Times New Roman"/>
+          <w:sz w:val="28"/>
+          <w:szCs w:val="28"/>
+        </w:rPr>
+      </w:pPr>
+    </w:p>
+    <w:p>
+      <w:pPr>
+        <w:spacing w:after="0" w:line="360" w:lineRule="auto"/>
+        <w:jc w:val="center"/>
+        <w:rPr>
+          <w:rFonts w:ascii="Times New Roman" w:hAnsi="Times New Roman" w:cs="Times New Roman"/>
+          <w:sz w:val="28"/>
+          <w:szCs w:val="28"/>
+        </w:rPr>
+      </w:pPr>
+    </w:p>
+    <w:p>
+      <w:pPr>
+        <w:spacing w:after="0" w:line="360" w:lineRule="auto"/>
+        <w:jc w:val="center"/>
+        <w:rPr>
+          <w:rFonts w:ascii="Times New Roman" w:hAnsi="Times New Roman" w:cs="Times New Roman"/>
+          <w:sz w:val="28"/>
+          <w:szCs w:val="28"/>
+        </w:rPr>
+      </w:pPr>
+    </w:p>
+    <w:p>
+      <w:pPr>
+        <w:jc w:val="center"/>
+      </w:pPr>
+      <w:r>
+        <w:rPr>
+          <w:rFonts w:ascii="Times New Roman" w:hAnsi="Times New Roman" w:cs="Times New Roman"/>
+          <w:sz w:val="28"/>
+          <w:szCs w:val="28"/>
+        </w:rPr>
+        <w:t>Балаково 202</w:t>
+      </w:r>
+      <w:r>
+        <w:rPr>
+          <w:rFonts w:ascii="Times New Roman" w:hAnsi="Times New Roman" w:cs="Times New Roman"/>
+          <w:sz w:val="28"/>
+          <w:szCs w:val="28"/>
+          <w:lang w:val="en-US"/>
+        </w:rPr>
+        <w:t>2</w:t>
+      </w:r>
+      <w:r>
         <w:br w:type="page"/>
       </w:r>
     </w:p>
@@ -71,14 +687,14 @@
         <w:tblLook w:val="04A0" w:firstRow="1" w:lastRow="0" w:firstColumn="1" w:lastColumn="0" w:noHBand="0" w:noVBand="1"/>
       </w:tblPr>
       <w:tblGrid>
-        <w:gridCol w:w="3115"/>
-        <w:gridCol w:w="3115"/>
+        <w:gridCol w:w="3823"/>
+        <w:gridCol w:w="2407"/>
         <w:gridCol w:w="3115"/>
       </w:tblGrid>
       <w:tr>
         <w:tc>
           <w:tcPr>
-            <w:tcW w:w="3115" w:type="dxa"/>
+            <w:tcW w:w="3823" w:type="dxa"/>
           </w:tcPr>
           <w:p>
             <w:pPr>
@@ -151,7 +767,7 @@
         </w:tc>
         <w:tc>
           <w:tcPr>
-            <w:tcW w:w="3115" w:type="dxa"/>
+            <w:tcW w:w="2407" w:type="dxa"/>
           </w:tcPr>
           <w:p>
             <w:pPr>
@@ -292,8 +908,8 @@
         </w:rPr>
         <w:drawing>
           <wp:inline distT="0" distB="0" distL="0" distR="0" wp14:anchorId="6A5F6114" wp14:editId="50EF7D69">
-            <wp:extent cx="5114925" cy="5000625"/>
-            <wp:effectExtent l="0" t="0" r="9525" b="9525"/>
+            <wp:extent cx="3048000" cy="2774030"/>
+            <wp:effectExtent l="0" t="0" r="0" b="7620"/>
             <wp:docPr id="1" name="Рисунок 1"/>
             <wp:cNvGraphicFramePr>
               <a:graphicFrameLocks xmlns:a="http://schemas.openxmlformats.org/drawingml/2006/main" noChangeAspect="1"/>
@@ -306,7 +922,7 @@
                     <pic:cNvPicPr/>
                   </pic:nvPicPr>
                   <pic:blipFill>
-                    <a:blip r:embed="rId4"/>
+                    <a:blip r:embed="rId5"/>
                     <a:stretch>
                       <a:fillRect/>
                     </a:stretch>
@@ -314,7 +930,7 @@
                   <pic:spPr>
                     <a:xfrm>
                       <a:off x="0" y="0"/>
-                      <a:ext cx="5114925" cy="5000625"/>
+                      <a:ext cx="3082634" cy="2805551"/>
                     </a:xfrm>
                     <a:prstGeom prst="rect">
                       <a:avLst/>
@@ -326,8 +942,1451 @@
           </wp:inline>
         </w:drawing>
       </w:r>
+    </w:p>
+    <w:p>
+      <w:pPr>
+        <w:rPr>
+          <w:rFonts w:ascii="Times New Roman" w:hAnsi="Times New Roman" w:cs="Times New Roman"/>
+          <w:sz w:val="28"/>
+          <w:szCs w:val="28"/>
+        </w:rPr>
+      </w:pPr>
+      <w:r>
+        <w:rPr>
+          <w:rFonts w:ascii="Times New Roman" w:hAnsi="Times New Roman" w:cs="Times New Roman"/>
+          <w:sz w:val="28"/>
+          <w:szCs w:val="28"/>
+        </w:rPr>
+        <w:t>Блок-схема</w:t>
+      </w:r>
+      <w:r>
+        <w:rPr>
+          <w:rFonts w:ascii="Times New Roman" w:hAnsi="Times New Roman" w:cs="Times New Roman"/>
+          <w:sz w:val="28"/>
+          <w:szCs w:val="28"/>
+        </w:rPr>
+        <w:t xml:space="preserve"> алгоритма.</w:t>
+      </w:r>
+    </w:p>
+    <w:p>
+      <w:r>
+        <w:rPr>
+          <w:noProof/>
+          <w:lang w:eastAsia="ru-RU"/>
+        </w:rPr>
+        <w:drawing>
+          <wp:inline distT="0" distB="0" distL="0" distR="0" wp14:anchorId="5B3C9E2D" wp14:editId="6A96638D">
+            <wp:extent cx="4324350" cy="3949464"/>
+            <wp:effectExtent l="0" t="0" r="0" b="0"/>
+            <wp:docPr id="5" name="Рисунок 5"/>
+            <wp:cNvGraphicFramePr>
+              <a:graphicFrameLocks xmlns:a="http://schemas.openxmlformats.org/drawingml/2006/main" noChangeAspect="1"/>
+            </wp:cNvGraphicFramePr>
+            <a:graphic xmlns:a="http://schemas.openxmlformats.org/drawingml/2006/main">
+              <a:graphicData uri="http://schemas.openxmlformats.org/drawingml/2006/picture">
+                <pic:pic xmlns:pic="http://schemas.openxmlformats.org/drawingml/2006/picture">
+                  <pic:nvPicPr>
+                    <pic:cNvPr id="1" name=""/>
+                    <pic:cNvPicPr/>
+                  </pic:nvPicPr>
+                  <pic:blipFill>
+                    <a:blip r:embed="rId6"/>
+                    <a:stretch>
+                      <a:fillRect/>
+                    </a:stretch>
+                  </pic:blipFill>
+                  <pic:spPr>
+                    <a:xfrm>
+                      <a:off x="0" y="0"/>
+                      <a:ext cx="4345262" cy="3968563"/>
+                    </a:xfrm>
+                    <a:prstGeom prst="rect">
+                      <a:avLst/>
+                    </a:prstGeom>
+                  </pic:spPr>
+                </pic:pic>
+              </a:graphicData>
+            </a:graphic>
+          </wp:inline>
+        </w:drawing>
+      </w:r>
+    </w:p>
+    <w:p>
+      <w:pPr>
+        <w:rPr>
+          <w:rFonts w:ascii="Times New Roman" w:hAnsi="Times New Roman" w:cs="Times New Roman"/>
+          <w:sz w:val="28"/>
+          <w:szCs w:val="28"/>
+        </w:rPr>
+      </w:pPr>
+      <w:r>
+        <w:rPr>
+          <w:rFonts w:ascii="Times New Roman" w:hAnsi="Times New Roman" w:cs="Times New Roman"/>
+          <w:sz w:val="28"/>
+          <w:szCs w:val="28"/>
+        </w:rPr>
+        <w:lastRenderedPageBreak/>
+        <w:t>Код программы представлен ниже</w:t>
+      </w:r>
+    </w:p>
+    <w:p>
+      <w:r>
+        <w:rPr>
+          <w:noProof/>
+          <w:lang w:eastAsia="ru-RU"/>
+        </w:rPr>
+        <w:drawing>
+          <wp:inline distT="0" distB="0" distL="0" distR="0" wp14:anchorId="0B8AB087" wp14:editId="52336E77">
+            <wp:extent cx="2978319" cy="8439150"/>
+            <wp:effectExtent l="0" t="0" r="0" b="0"/>
+            <wp:docPr id="2" name="Рисунок 2"/>
+            <wp:cNvGraphicFramePr>
+              <a:graphicFrameLocks xmlns:a="http://schemas.openxmlformats.org/drawingml/2006/main" noChangeAspect="1"/>
+            </wp:cNvGraphicFramePr>
+            <a:graphic xmlns:a="http://schemas.openxmlformats.org/drawingml/2006/main">
+              <a:graphicData uri="http://schemas.openxmlformats.org/drawingml/2006/picture">
+                <pic:pic xmlns:pic="http://schemas.openxmlformats.org/drawingml/2006/picture">
+                  <pic:nvPicPr>
+                    <pic:cNvPr id="1" name=""/>
+                    <pic:cNvPicPr/>
+                  </pic:nvPicPr>
+                  <pic:blipFill>
+                    <a:blip r:embed="rId7"/>
+                    <a:stretch>
+                      <a:fillRect/>
+                    </a:stretch>
+                  </pic:blipFill>
+                  <pic:spPr>
+                    <a:xfrm>
+                      <a:off x="0" y="0"/>
+                      <a:ext cx="2981663" cy="8448624"/>
+                    </a:xfrm>
+                    <a:prstGeom prst="rect">
+                      <a:avLst/>
+                    </a:prstGeom>
+                  </pic:spPr>
+                </pic:pic>
+              </a:graphicData>
+            </a:graphic>
+          </wp:inline>
+        </w:drawing>
+      </w:r>
+    </w:p>
+    <w:p>
+      <w:r>
+        <w:rPr>
+          <w:noProof/>
+          <w:lang w:eastAsia="ru-RU"/>
+        </w:rPr>
+        <w:lastRenderedPageBreak/>
+        <w:drawing>
+          <wp:inline distT="0" distB="0" distL="0" distR="0" wp14:anchorId="796F271D" wp14:editId="105320EC">
+            <wp:extent cx="5940425" cy="8870315"/>
+            <wp:effectExtent l="0" t="0" r="3175" b="6985"/>
+            <wp:docPr id="3" name="Рисунок 3"/>
+            <wp:cNvGraphicFramePr>
+              <a:graphicFrameLocks xmlns:a="http://schemas.openxmlformats.org/drawingml/2006/main" noChangeAspect="1"/>
+            </wp:cNvGraphicFramePr>
+            <a:graphic xmlns:a="http://schemas.openxmlformats.org/drawingml/2006/main">
+              <a:graphicData uri="http://schemas.openxmlformats.org/drawingml/2006/picture">
+                <pic:pic xmlns:pic="http://schemas.openxmlformats.org/drawingml/2006/picture">
+                  <pic:nvPicPr>
+                    <pic:cNvPr id="1" name=""/>
+                    <pic:cNvPicPr/>
+                  </pic:nvPicPr>
+                  <pic:blipFill>
+                    <a:blip r:embed="rId8"/>
+                    <a:stretch>
+                      <a:fillRect/>
+                    </a:stretch>
+                  </pic:blipFill>
+                  <pic:spPr>
+                    <a:xfrm>
+                      <a:off x="0" y="0"/>
+                      <a:ext cx="5940425" cy="8870315"/>
+                    </a:xfrm>
+                    <a:prstGeom prst="rect">
+                      <a:avLst/>
+                    </a:prstGeom>
+                  </pic:spPr>
+                </pic:pic>
+              </a:graphicData>
+            </a:graphic>
+          </wp:inline>
+        </w:drawing>
+      </w:r>
+    </w:p>
+    <w:p>
+      <w:pPr>
+        <w:ind w:firstLine="851"/>
+      </w:pPr>
+    </w:p>
+    <w:p>
+      <w:pPr>
+        <w:spacing w:after="0" w:line="360" w:lineRule="auto"/>
+        <w:ind w:firstLine="851"/>
+        <w:jc w:val="both"/>
+        <w:rPr>
+          <w:rFonts w:ascii="Times New Roman" w:hAnsi="Times New Roman" w:cs="Times New Roman"/>
+          <w:sz w:val="28"/>
+          <w:szCs w:val="28"/>
+        </w:rPr>
+      </w:pPr>
+      <w:r>
+        <w:rPr>
+          <w:rFonts w:ascii="Times New Roman" w:hAnsi="Times New Roman" w:cs="Times New Roman"/>
+          <w:sz w:val="28"/>
+          <w:szCs w:val="28"/>
+        </w:rPr>
+        <w:lastRenderedPageBreak/>
+        <w:t>При открыти</w:t>
+      </w:r>
+      <w:r>
+        <w:rPr>
+          <w:rFonts w:ascii="Times New Roman" w:hAnsi="Times New Roman" w:cs="Times New Roman"/>
+          <w:sz w:val="28"/>
+          <w:szCs w:val="28"/>
+        </w:rPr>
+        <w:t>и</w:t>
+      </w:r>
+      <w:r>
+        <w:rPr>
+          <w:rFonts w:ascii="Times New Roman" w:hAnsi="Times New Roman" w:cs="Times New Roman"/>
+          <w:sz w:val="28"/>
+          <w:szCs w:val="28"/>
+        </w:rPr>
+        <w:t xml:space="preserve"> программы</w:t>
+      </w:r>
+      <w:r>
+        <w:rPr>
+          <w:rFonts w:ascii="Times New Roman" w:hAnsi="Times New Roman" w:cs="Times New Roman"/>
+          <w:sz w:val="28"/>
+          <w:szCs w:val="28"/>
+        </w:rPr>
+        <w:t xml:space="preserve"> видим список выбора</w:t>
+      </w:r>
+      <w:r>
+        <w:rPr>
+          <w:rFonts w:ascii="Times New Roman" w:hAnsi="Times New Roman" w:cs="Times New Roman"/>
+          <w:sz w:val="28"/>
+          <w:szCs w:val="28"/>
+        </w:rPr>
+        <w:t>:</w:t>
+      </w:r>
+    </w:p>
+    <w:p>
+      <w:pPr>
+        <w:spacing w:after="0" w:line="360" w:lineRule="auto"/>
+        <w:ind w:firstLine="851"/>
+        <w:jc w:val="both"/>
+        <w:rPr>
+          <w:rFonts w:ascii="Times New Roman" w:hAnsi="Times New Roman" w:cs="Times New Roman"/>
+          <w:sz w:val="28"/>
+          <w:szCs w:val="28"/>
+        </w:rPr>
+      </w:pPr>
+      <w:r>
+        <w:rPr>
+          <w:rFonts w:ascii="Times New Roman" w:hAnsi="Times New Roman" w:cs="Times New Roman"/>
+          <w:sz w:val="28"/>
+          <w:szCs w:val="28"/>
+        </w:rPr>
+        <w:t xml:space="preserve">1 </w:t>
+      </w:r>
+      <w:r>
+        <w:rPr>
+          <w:rFonts w:ascii="Times New Roman" w:hAnsi="Times New Roman" w:cs="Times New Roman"/>
+          <w:sz w:val="28"/>
+          <w:szCs w:val="28"/>
+        </w:rPr>
+        <w:t>– зайти как гость</w:t>
+      </w:r>
+    </w:p>
+    <w:p>
+      <w:pPr>
+        <w:spacing w:after="0" w:line="360" w:lineRule="auto"/>
+        <w:ind w:firstLine="851"/>
+        <w:jc w:val="both"/>
+        <w:rPr>
+          <w:rFonts w:ascii="Times New Roman" w:hAnsi="Times New Roman" w:cs="Times New Roman"/>
+          <w:sz w:val="28"/>
+          <w:szCs w:val="28"/>
+        </w:rPr>
+      </w:pPr>
+      <w:r>
+        <w:rPr>
+          <w:rFonts w:ascii="Times New Roman" w:hAnsi="Times New Roman" w:cs="Times New Roman"/>
+          <w:sz w:val="28"/>
+          <w:szCs w:val="28"/>
+        </w:rPr>
+        <w:t>2 – зайти как админ</w:t>
+      </w:r>
+    </w:p>
+    <w:p>
+      <w:pPr>
+        <w:spacing w:after="0" w:line="360" w:lineRule="auto"/>
+        <w:ind w:firstLine="851"/>
+        <w:jc w:val="both"/>
+        <w:rPr>
+          <w:rFonts w:ascii="Times New Roman" w:hAnsi="Times New Roman" w:cs="Times New Roman"/>
+          <w:sz w:val="28"/>
+          <w:szCs w:val="28"/>
+        </w:rPr>
+      </w:pPr>
+      <w:r>
+        <w:rPr>
+          <w:rFonts w:ascii="Times New Roman" w:hAnsi="Times New Roman" w:cs="Times New Roman"/>
+          <w:sz w:val="28"/>
+          <w:szCs w:val="28"/>
+        </w:rPr>
+        <w:t>При выборе</w:t>
+      </w:r>
+      <w:r>
+        <w:rPr>
+          <w:rFonts w:ascii="Times New Roman" w:hAnsi="Times New Roman" w:cs="Times New Roman"/>
+          <w:sz w:val="28"/>
+          <w:szCs w:val="28"/>
+        </w:rPr>
+        <w:t xml:space="preserve"> 1 после чего программа показывает номера и названия всех существующую новостей в системе.</w:t>
+      </w:r>
+    </w:p>
+    <w:p>
+      <w:pPr>
+        <w:spacing w:after="0" w:line="360" w:lineRule="auto"/>
+        <w:ind w:firstLine="851"/>
+        <w:jc w:val="both"/>
+        <w:rPr>
+          <w:rFonts w:ascii="Times New Roman" w:hAnsi="Times New Roman" w:cs="Times New Roman"/>
+          <w:sz w:val="28"/>
+          <w:szCs w:val="28"/>
+        </w:rPr>
+      </w:pPr>
+      <w:r>
+        <w:rPr>
+          <w:rFonts w:ascii="Times New Roman" w:hAnsi="Times New Roman" w:cs="Times New Roman"/>
+          <w:sz w:val="28"/>
+          <w:szCs w:val="28"/>
+        </w:rPr>
+        <w:t xml:space="preserve">Далее пользователь может выбрать номер новости и перейти к ней для получение полной информации о этой новости или нажать на цифру ноль и ввести её и перейти в </w:t>
+      </w:r>
+      <w:r>
+        <w:rPr>
+          <w:rFonts w:ascii="Times New Roman" w:hAnsi="Times New Roman" w:cs="Times New Roman"/>
+          <w:sz w:val="28"/>
+          <w:szCs w:val="28"/>
+        </w:rPr>
+        <w:t>предыдущие</w:t>
+      </w:r>
+      <w:r>
+        <w:rPr>
+          <w:rFonts w:ascii="Times New Roman" w:hAnsi="Times New Roman" w:cs="Times New Roman"/>
+          <w:sz w:val="28"/>
+          <w:szCs w:val="28"/>
+        </w:rPr>
+        <w:t xml:space="preserve"> меню.</w:t>
+      </w:r>
+    </w:p>
+    <w:p>
+      <w:pPr>
+        <w:spacing w:after="0" w:line="360" w:lineRule="auto"/>
+        <w:ind w:firstLine="851"/>
+        <w:jc w:val="both"/>
+        <w:rPr>
+          <w:rFonts w:ascii="Times New Roman" w:hAnsi="Times New Roman" w:cs="Times New Roman"/>
+          <w:sz w:val="28"/>
+          <w:szCs w:val="28"/>
+        </w:rPr>
+      </w:pPr>
+      <w:r>
+        <w:rPr>
+          <w:rFonts w:ascii="Times New Roman" w:hAnsi="Times New Roman" w:cs="Times New Roman"/>
+          <w:sz w:val="28"/>
+          <w:szCs w:val="28"/>
+        </w:rPr>
+        <w:t xml:space="preserve">Если в первом выбрать </w:t>
+      </w:r>
+      <w:r>
+        <w:rPr>
+          <w:rFonts w:ascii="Times New Roman" w:hAnsi="Times New Roman" w:cs="Times New Roman"/>
+          <w:sz w:val="28"/>
+          <w:szCs w:val="28"/>
+        </w:rPr>
+        <w:t>2,</w:t>
+      </w:r>
+      <w:r>
+        <w:rPr>
+          <w:rFonts w:ascii="Times New Roman" w:hAnsi="Times New Roman" w:cs="Times New Roman"/>
+          <w:sz w:val="28"/>
+          <w:szCs w:val="28"/>
+        </w:rPr>
+        <w:t xml:space="preserve"> то нужно ввести логин и пароль администратора если оно указано правильно вы получаете все новости и возможность создавать новость</w:t>
+      </w:r>
+      <w:r>
+        <w:rPr>
+          <w:rFonts w:ascii="Times New Roman" w:hAnsi="Times New Roman" w:cs="Times New Roman"/>
+          <w:sz w:val="28"/>
+          <w:szCs w:val="28"/>
+        </w:rPr>
+        <w:t xml:space="preserve">, </w:t>
+      </w:r>
+      <w:r>
+        <w:rPr>
+          <w:rFonts w:ascii="Times New Roman" w:hAnsi="Times New Roman" w:cs="Times New Roman"/>
+          <w:sz w:val="28"/>
+          <w:szCs w:val="28"/>
+        </w:rPr>
+        <w:t xml:space="preserve">а если данные введены </w:t>
+      </w:r>
+      <w:r>
+        <w:rPr>
+          <w:rFonts w:ascii="Times New Roman" w:hAnsi="Times New Roman" w:cs="Times New Roman"/>
+          <w:sz w:val="28"/>
+          <w:szCs w:val="28"/>
+        </w:rPr>
+        <w:t>неправильно,</w:t>
+      </w:r>
+      <w:r>
+        <w:rPr>
+          <w:rFonts w:ascii="Times New Roman" w:hAnsi="Times New Roman" w:cs="Times New Roman"/>
+          <w:sz w:val="28"/>
+          <w:szCs w:val="28"/>
+        </w:rPr>
+        <w:t xml:space="preserve"> </w:t>
+      </w:r>
+      <w:r>
+        <w:rPr>
+          <w:rFonts w:ascii="Times New Roman" w:hAnsi="Times New Roman" w:cs="Times New Roman"/>
+          <w:sz w:val="28"/>
+          <w:szCs w:val="28"/>
+        </w:rPr>
+        <w:t xml:space="preserve">то программа откроет </w:t>
+      </w:r>
+      <w:r>
+        <w:rPr>
+          <w:rFonts w:ascii="Times New Roman" w:hAnsi="Times New Roman" w:cs="Times New Roman"/>
+          <w:sz w:val="28"/>
+          <w:szCs w:val="28"/>
+        </w:rPr>
+        <w:t xml:space="preserve">первое меню. </w:t>
+      </w:r>
+      <w:r>
+        <w:rPr>
+          <w:rFonts w:ascii="Times New Roman" w:hAnsi="Times New Roman" w:cs="Times New Roman"/>
+          <w:sz w:val="28"/>
+          <w:szCs w:val="28"/>
+        </w:rPr>
+        <w:t xml:space="preserve"> </w:t>
+      </w:r>
+    </w:p>
+    <w:p>
+      <w:pPr>
+        <w:spacing w:after="0" w:line="360" w:lineRule="auto"/>
+        <w:ind w:firstLine="851"/>
+        <w:jc w:val="both"/>
+        <w:rPr>
+          <w:rFonts w:ascii="Times New Roman" w:hAnsi="Times New Roman" w:cs="Times New Roman"/>
+          <w:sz w:val="28"/>
+          <w:szCs w:val="28"/>
+        </w:rPr>
+      </w:pPr>
+      <w:r>
+        <w:rPr>
+          <w:rFonts w:ascii="Times New Roman" w:hAnsi="Times New Roman" w:cs="Times New Roman"/>
+          <w:sz w:val="28"/>
+          <w:szCs w:val="28"/>
+        </w:rPr>
+        <w:t xml:space="preserve">Что бы создать новость нужно после успешного ввода логина и пароля нажать на </w:t>
+      </w:r>
+      <w:r>
+        <w:rPr>
+          <w:rFonts w:ascii="Times New Roman" w:hAnsi="Times New Roman" w:cs="Times New Roman"/>
+          <w:sz w:val="28"/>
+          <w:szCs w:val="28"/>
+        </w:rPr>
+        <w:t>«</w:t>
+      </w:r>
+      <w:r>
+        <w:rPr>
+          <w:rFonts w:ascii="Times New Roman" w:hAnsi="Times New Roman" w:cs="Times New Roman"/>
+          <w:sz w:val="28"/>
+          <w:szCs w:val="28"/>
+        </w:rPr>
+        <w:t>+</w:t>
+      </w:r>
+      <w:r>
+        <w:rPr>
+          <w:rFonts w:ascii="Times New Roman" w:hAnsi="Times New Roman" w:cs="Times New Roman"/>
+          <w:sz w:val="28"/>
+          <w:szCs w:val="28"/>
+        </w:rPr>
+        <w:t>»</w:t>
+      </w:r>
+      <w:r>
+        <w:rPr>
+          <w:rFonts w:ascii="Times New Roman" w:hAnsi="Times New Roman" w:cs="Times New Roman"/>
+          <w:sz w:val="28"/>
+          <w:szCs w:val="28"/>
+        </w:rPr>
+        <w:t xml:space="preserve"> после чего программа будет говорить вам какие данные нужно заполнить</w:t>
+      </w:r>
+      <w:r>
+        <w:rPr>
+          <w:rFonts w:ascii="Times New Roman" w:hAnsi="Times New Roman" w:cs="Times New Roman"/>
+          <w:sz w:val="28"/>
+          <w:szCs w:val="28"/>
+        </w:rPr>
+        <w:t xml:space="preserve">, </w:t>
+      </w:r>
+      <w:r>
+        <w:rPr>
+          <w:rFonts w:ascii="Times New Roman" w:hAnsi="Times New Roman" w:cs="Times New Roman"/>
+          <w:sz w:val="28"/>
+          <w:szCs w:val="28"/>
+        </w:rPr>
+        <w:t>после заполнения всех данных программа откроет меню с список всех новостей.</w:t>
+      </w:r>
+    </w:p>
+    <w:p>
+      <w:pPr>
+        <w:spacing w:after="0" w:line="360" w:lineRule="auto"/>
+        <w:ind w:firstLine="851"/>
+        <w:jc w:val="both"/>
+        <w:rPr>
+          <w:rFonts w:ascii="Times New Roman" w:hAnsi="Times New Roman" w:cs="Times New Roman"/>
+          <w:sz w:val="28"/>
+          <w:szCs w:val="28"/>
+        </w:rPr>
+      </w:pPr>
+      <w:r>
+        <w:rPr>
+          <w:rFonts w:ascii="Times New Roman" w:hAnsi="Times New Roman" w:cs="Times New Roman"/>
+          <w:sz w:val="28"/>
+          <w:szCs w:val="28"/>
+        </w:rPr>
+        <w:t xml:space="preserve">Аналогичные действия как у гостя если выбрать </w:t>
+      </w:r>
+      <w:r>
+        <w:rPr>
+          <w:rFonts w:ascii="Times New Roman" w:hAnsi="Times New Roman" w:cs="Times New Roman"/>
+          <w:sz w:val="28"/>
+          <w:szCs w:val="28"/>
+        </w:rPr>
+        <w:t>номер,</w:t>
+      </w:r>
+      <w:r>
+        <w:rPr>
+          <w:rFonts w:ascii="Times New Roman" w:hAnsi="Times New Roman" w:cs="Times New Roman"/>
+          <w:sz w:val="28"/>
+          <w:szCs w:val="28"/>
+        </w:rPr>
+        <w:t xml:space="preserve"> то откроется полная информация о новости и будет возможность удалить новость для этого нужно ввести «-» </w:t>
+      </w:r>
+      <w:r>
+        <w:rPr>
+          <w:rFonts w:ascii="Times New Roman" w:hAnsi="Times New Roman" w:cs="Times New Roman"/>
+          <w:sz w:val="28"/>
+          <w:szCs w:val="28"/>
+        </w:rPr>
+        <w:t>после чего программа при успешном удалении перенесет в список всех новостей.</w:t>
+      </w:r>
+    </w:p>
+    <w:p>
+      <w:pPr>
+        <w:spacing w:after="0" w:line="360" w:lineRule="auto"/>
+        <w:ind w:firstLine="851"/>
+        <w:jc w:val="both"/>
+        <w:rPr>
+          <w:rFonts w:ascii="Times New Roman" w:hAnsi="Times New Roman" w:cs="Times New Roman"/>
+          <w:sz w:val="28"/>
+          <w:szCs w:val="28"/>
+        </w:rPr>
+      </w:pPr>
+      <w:r>
+        <w:rPr>
+          <w:rFonts w:ascii="Times New Roman" w:hAnsi="Times New Roman" w:cs="Times New Roman"/>
+          <w:sz w:val="28"/>
+          <w:szCs w:val="28"/>
+        </w:rPr>
+        <w:t>Так же в каждом меню при вводе «0» программа будет открывать предыдущее меню, кроме самого первого меню</w:t>
+      </w:r>
+      <w:r>
+        <w:rPr>
+          <w:rFonts w:ascii="Times New Roman" w:hAnsi="Times New Roman" w:cs="Times New Roman"/>
+          <w:sz w:val="28"/>
+          <w:szCs w:val="28"/>
+        </w:rPr>
+        <w:t xml:space="preserve"> и при вводе логина и пароля администратора</w:t>
+      </w:r>
+      <w:r>
+        <w:rPr>
+          <w:rFonts w:ascii="Times New Roman" w:hAnsi="Times New Roman" w:cs="Times New Roman"/>
+          <w:sz w:val="28"/>
+          <w:szCs w:val="28"/>
+        </w:rPr>
+        <w:t>.</w:t>
+      </w:r>
+    </w:p>
+    <w:p>
+      <w:pPr>
+        <w:spacing w:after="0" w:line="360" w:lineRule="auto"/>
+        <w:ind w:firstLine="851"/>
+        <w:jc w:val="both"/>
+        <w:rPr>
+          <w:rFonts w:ascii="Times New Roman" w:hAnsi="Times New Roman" w:cs="Times New Roman"/>
+          <w:sz w:val="28"/>
+          <w:szCs w:val="28"/>
+        </w:rPr>
+      </w:pPr>
+      <w:r>
+        <w:rPr>
+          <w:rFonts w:ascii="Times New Roman" w:hAnsi="Times New Roman" w:cs="Times New Roman"/>
+          <w:sz w:val="28"/>
+          <w:szCs w:val="28"/>
+        </w:rPr>
+        <w:t>Результаты работы программы представлен ниже</w:t>
+      </w:r>
+    </w:p>
+    <w:p>
+      <w:pPr>
+        <w:spacing w:after="0" w:line="360" w:lineRule="auto"/>
+        <w:ind w:firstLine="851"/>
+        <w:jc w:val="both"/>
+        <w:rPr>
+          <w:rFonts w:ascii="Times New Roman" w:hAnsi="Times New Roman" w:cs="Times New Roman"/>
+          <w:sz w:val="28"/>
+          <w:szCs w:val="28"/>
+        </w:rPr>
+      </w:pPr>
+      <w:r>
+        <w:rPr>
+          <w:noProof/>
+          <w:lang w:eastAsia="ru-RU"/>
+        </w:rPr>
+        <w:drawing>
+          <wp:inline distT="0" distB="0" distL="0" distR="0" wp14:anchorId="720FDD4B" wp14:editId="2E223E23">
+            <wp:extent cx="1666875" cy="409575"/>
+            <wp:effectExtent l="0" t="0" r="9525" b="9525"/>
+            <wp:docPr id="6" name="Рисунок 6"/>
+            <wp:cNvGraphicFramePr>
+              <a:graphicFrameLocks xmlns:a="http://schemas.openxmlformats.org/drawingml/2006/main" noChangeAspect="1"/>
+            </wp:cNvGraphicFramePr>
+            <a:graphic xmlns:a="http://schemas.openxmlformats.org/drawingml/2006/main">
+              <a:graphicData uri="http://schemas.openxmlformats.org/drawingml/2006/picture">
+                <pic:pic xmlns:pic="http://schemas.openxmlformats.org/drawingml/2006/picture">
+                  <pic:nvPicPr>
+                    <pic:cNvPr id="1" name=""/>
+                    <pic:cNvPicPr/>
+                  </pic:nvPicPr>
+                  <pic:blipFill>
+                    <a:blip r:embed="rId9"/>
+                    <a:stretch>
+                      <a:fillRect/>
+                    </a:stretch>
+                  </pic:blipFill>
+                  <pic:spPr>
+                    <a:xfrm>
+                      <a:off x="0" y="0"/>
+                      <a:ext cx="1666875" cy="409575"/>
+                    </a:xfrm>
+                    <a:prstGeom prst="rect">
+                      <a:avLst/>
+                    </a:prstGeom>
+                  </pic:spPr>
+                </pic:pic>
+              </a:graphicData>
+            </a:graphic>
+          </wp:inline>
+        </w:drawing>
+      </w:r>
+    </w:p>
+    <w:p>
+      <w:pPr>
+        <w:spacing w:after="0" w:line="360" w:lineRule="auto"/>
+        <w:ind w:firstLine="851"/>
+        <w:jc w:val="both"/>
+        <w:rPr>
+          <w:rFonts w:ascii="Times New Roman" w:hAnsi="Times New Roman" w:cs="Times New Roman"/>
+          <w:sz w:val="28"/>
+          <w:szCs w:val="28"/>
+        </w:rPr>
+      </w:pPr>
+      <w:r>
+        <w:rPr>
+          <w:rFonts w:ascii="Times New Roman" w:hAnsi="Times New Roman" w:cs="Times New Roman"/>
+          <w:sz w:val="28"/>
+          <w:szCs w:val="28"/>
+        </w:rPr>
+        <w:t>Нажимаем 1</w:t>
+      </w:r>
+    </w:p>
+    <w:p>
+      <w:pPr>
+        <w:spacing w:after="0" w:line="360" w:lineRule="auto"/>
+        <w:ind w:firstLine="851"/>
+        <w:jc w:val="both"/>
+        <w:rPr>
+          <w:rFonts w:ascii="Times New Roman" w:hAnsi="Times New Roman" w:cs="Times New Roman"/>
+          <w:sz w:val="28"/>
+          <w:szCs w:val="28"/>
+        </w:rPr>
+      </w:pPr>
+      <w:r>
+        <w:rPr>
+          <w:noProof/>
+          <w:lang w:eastAsia="ru-RU"/>
+        </w:rPr>
+        <w:drawing>
+          <wp:inline distT="0" distB="0" distL="0" distR="0" wp14:anchorId="732B42B6" wp14:editId="78D02A57">
+            <wp:extent cx="2248070" cy="787179"/>
+            <wp:effectExtent l="0" t="0" r="0" b="0"/>
+            <wp:docPr id="7" name="Рисунок 7"/>
+            <wp:cNvGraphicFramePr>
+              <a:graphicFrameLocks xmlns:a="http://schemas.openxmlformats.org/drawingml/2006/main" noChangeAspect="1"/>
+            </wp:cNvGraphicFramePr>
+            <a:graphic xmlns:a="http://schemas.openxmlformats.org/drawingml/2006/main">
+              <a:graphicData uri="http://schemas.openxmlformats.org/drawingml/2006/picture">
+                <pic:pic xmlns:pic="http://schemas.openxmlformats.org/drawingml/2006/picture">
+                  <pic:nvPicPr>
+                    <pic:cNvPr id="1" name=""/>
+                    <pic:cNvPicPr/>
+                  </pic:nvPicPr>
+                  <pic:blipFill>
+                    <a:blip r:embed="rId10"/>
+                    <a:stretch>
+                      <a:fillRect/>
+                    </a:stretch>
+                  </pic:blipFill>
+                  <pic:spPr>
+                    <a:xfrm>
+                      <a:off x="0" y="0"/>
+                      <a:ext cx="2297248" cy="804399"/>
+                    </a:xfrm>
+                    <a:prstGeom prst="rect">
+                      <a:avLst/>
+                    </a:prstGeom>
+                  </pic:spPr>
+                </pic:pic>
+              </a:graphicData>
+            </a:graphic>
+          </wp:inline>
+        </w:drawing>
+      </w:r>
       <w:bookmarkStart w:id="0" w:name="_GoBack"/>
       <w:bookmarkEnd w:id="0"/>
+    </w:p>
+    <w:p>
+      <w:pPr>
+        <w:spacing w:after="0" w:line="360" w:lineRule="auto"/>
+        <w:ind w:firstLine="851"/>
+        <w:jc w:val="both"/>
+        <w:rPr>
+          <w:rFonts w:ascii="Times New Roman" w:hAnsi="Times New Roman" w:cs="Times New Roman"/>
+          <w:sz w:val="28"/>
+          <w:szCs w:val="28"/>
+        </w:rPr>
+      </w:pPr>
+      <w:r>
+        <w:rPr>
+          <w:rFonts w:ascii="Times New Roman" w:hAnsi="Times New Roman" w:cs="Times New Roman"/>
+          <w:sz w:val="28"/>
+          <w:szCs w:val="28"/>
+        </w:rPr>
+        <w:t xml:space="preserve">Потом выбираем номер новости </w:t>
+      </w:r>
+    </w:p>
+    <w:p>
+      <w:pPr>
+        <w:spacing w:after="0" w:line="360" w:lineRule="auto"/>
+        <w:ind w:firstLine="851"/>
+        <w:jc w:val="both"/>
+        <w:rPr>
+          <w:rFonts w:ascii="Times New Roman" w:hAnsi="Times New Roman" w:cs="Times New Roman"/>
+          <w:sz w:val="28"/>
+          <w:szCs w:val="28"/>
+        </w:rPr>
+      </w:pPr>
+      <w:r>
+        <w:rPr>
+          <w:noProof/>
+          <w:lang w:eastAsia="ru-RU"/>
+        </w:rPr>
+        <w:lastRenderedPageBreak/>
+        <w:drawing>
+          <wp:inline distT="0" distB="0" distL="0" distR="0" wp14:anchorId="33BC12DB" wp14:editId="7E0BDE0A">
+            <wp:extent cx="1528876" cy="731520"/>
+            <wp:effectExtent l="0" t="0" r="0" b="0"/>
+            <wp:docPr id="8" name="Рисунок 8"/>
+            <wp:cNvGraphicFramePr>
+              <a:graphicFrameLocks xmlns:a="http://schemas.openxmlformats.org/drawingml/2006/main" noChangeAspect="1"/>
+            </wp:cNvGraphicFramePr>
+            <a:graphic xmlns:a="http://schemas.openxmlformats.org/drawingml/2006/main">
+              <a:graphicData uri="http://schemas.openxmlformats.org/drawingml/2006/picture">
+                <pic:pic xmlns:pic="http://schemas.openxmlformats.org/drawingml/2006/picture">
+                  <pic:nvPicPr>
+                    <pic:cNvPr id="1" name=""/>
+                    <pic:cNvPicPr/>
+                  </pic:nvPicPr>
+                  <pic:blipFill>
+                    <a:blip r:embed="rId11"/>
+                    <a:stretch>
+                      <a:fillRect/>
+                    </a:stretch>
+                  </pic:blipFill>
+                  <pic:spPr>
+                    <a:xfrm>
+                      <a:off x="0" y="0"/>
+                      <a:ext cx="1544808" cy="739143"/>
+                    </a:xfrm>
+                    <a:prstGeom prst="rect">
+                      <a:avLst/>
+                    </a:prstGeom>
+                  </pic:spPr>
+                </pic:pic>
+              </a:graphicData>
+            </a:graphic>
+          </wp:inline>
+        </w:drawing>
+      </w:r>
+    </w:p>
+    <w:p>
+      <w:pPr>
+        <w:spacing w:after="0" w:line="360" w:lineRule="auto"/>
+        <w:ind w:firstLine="851"/>
+        <w:jc w:val="both"/>
+        <w:rPr>
+          <w:rFonts w:ascii="Times New Roman" w:hAnsi="Times New Roman" w:cs="Times New Roman"/>
+          <w:sz w:val="28"/>
+          <w:szCs w:val="28"/>
+        </w:rPr>
+      </w:pPr>
+      <w:r>
+        <w:rPr>
+          <w:rFonts w:ascii="Times New Roman" w:hAnsi="Times New Roman" w:cs="Times New Roman"/>
+          <w:sz w:val="28"/>
+          <w:szCs w:val="28"/>
+        </w:rPr>
+        <w:t>потом в первом меню нажимаем 2</w:t>
+      </w:r>
+    </w:p>
+    <w:p>
+      <w:pPr>
+        <w:spacing w:after="0" w:line="360" w:lineRule="auto"/>
+        <w:ind w:firstLine="851"/>
+        <w:jc w:val="both"/>
+        <w:rPr>
+          <w:rFonts w:ascii="Times New Roman" w:hAnsi="Times New Roman" w:cs="Times New Roman"/>
+          <w:sz w:val="28"/>
+          <w:szCs w:val="28"/>
+        </w:rPr>
+      </w:pPr>
+      <w:r>
+        <w:rPr>
+          <w:rFonts w:ascii="Times New Roman" w:hAnsi="Times New Roman" w:cs="Times New Roman"/>
+          <w:sz w:val="28"/>
+          <w:szCs w:val="28"/>
+        </w:rPr>
+        <w:t>вводим не правильные данные</w:t>
+      </w:r>
+    </w:p>
+    <w:p>
+      <w:pPr>
+        <w:spacing w:after="0" w:line="360" w:lineRule="auto"/>
+        <w:ind w:firstLine="851"/>
+        <w:jc w:val="both"/>
+        <w:rPr>
+          <w:rFonts w:ascii="Times New Roman" w:hAnsi="Times New Roman" w:cs="Times New Roman"/>
+          <w:sz w:val="28"/>
+          <w:szCs w:val="28"/>
+        </w:rPr>
+      </w:pPr>
+      <w:r>
+        <w:rPr>
+          <w:noProof/>
+          <w:lang w:eastAsia="ru-RU"/>
+        </w:rPr>
+        <w:drawing>
+          <wp:inline distT="0" distB="0" distL="0" distR="0" wp14:anchorId="60A159EE" wp14:editId="198DB41A">
+            <wp:extent cx="2171700" cy="373712"/>
+            <wp:effectExtent l="0" t="0" r="0" b="7620"/>
+            <wp:docPr id="9" name="Рисунок 9"/>
+            <wp:cNvGraphicFramePr>
+              <a:graphicFrameLocks xmlns:a="http://schemas.openxmlformats.org/drawingml/2006/main" noChangeAspect="1"/>
+            </wp:cNvGraphicFramePr>
+            <a:graphic xmlns:a="http://schemas.openxmlformats.org/drawingml/2006/main">
+              <a:graphicData uri="http://schemas.openxmlformats.org/drawingml/2006/picture">
+                <pic:pic xmlns:pic="http://schemas.openxmlformats.org/drawingml/2006/picture">
+                  <pic:nvPicPr>
+                    <pic:cNvPr id="1" name=""/>
+                    <pic:cNvPicPr/>
+                  </pic:nvPicPr>
+                  <pic:blipFill rotWithShape="1">
+                    <a:blip r:embed="rId12"/>
+                    <a:srcRect b="43138"/>
+                    <a:stretch/>
+                  </pic:blipFill>
+                  <pic:spPr bwMode="auto">
+                    <a:xfrm>
+                      <a:off x="0" y="0"/>
+                      <a:ext cx="2171700" cy="373712"/>
+                    </a:xfrm>
+                    <a:prstGeom prst="rect">
+                      <a:avLst/>
+                    </a:prstGeom>
+                    <a:ln>
+                      <a:noFill/>
+                    </a:ln>
+                    <a:extLst>
+                      <a:ext uri="{53640926-AAD7-44D8-BBD7-CCE9431645EC}">
+                        <a14:shadowObscured xmlns:a14="http://schemas.microsoft.com/office/drawing/2010/main"/>
+                      </a:ext>
+                    </a:extLst>
+                  </pic:spPr>
+                </pic:pic>
+              </a:graphicData>
+            </a:graphic>
+          </wp:inline>
+        </w:drawing>
+      </w:r>
+    </w:p>
+    <w:p>
+      <w:pPr>
+        <w:spacing w:after="0" w:line="360" w:lineRule="auto"/>
+        <w:ind w:firstLine="851"/>
+        <w:jc w:val="both"/>
+        <w:rPr>
+          <w:rFonts w:ascii="Times New Roman" w:hAnsi="Times New Roman" w:cs="Times New Roman"/>
+          <w:sz w:val="28"/>
+          <w:szCs w:val="28"/>
+        </w:rPr>
+      </w:pPr>
+      <w:r>
+        <w:rPr>
+          <w:rFonts w:ascii="Times New Roman" w:hAnsi="Times New Roman" w:cs="Times New Roman"/>
+          <w:sz w:val="28"/>
+          <w:szCs w:val="28"/>
+        </w:rPr>
+        <w:t xml:space="preserve">система нас перекидывает на первоначальное </w:t>
+      </w:r>
+    </w:p>
+    <w:p>
+      <w:pPr>
+        <w:spacing w:after="0" w:line="360" w:lineRule="auto"/>
+        <w:ind w:firstLine="851"/>
+        <w:jc w:val="both"/>
+        <w:rPr>
+          <w:rFonts w:ascii="Times New Roman" w:hAnsi="Times New Roman" w:cs="Times New Roman"/>
+          <w:sz w:val="28"/>
+          <w:szCs w:val="28"/>
+        </w:rPr>
+      </w:pPr>
+      <w:r>
+        <w:rPr>
+          <w:noProof/>
+          <w:lang w:eastAsia="ru-RU"/>
+        </w:rPr>
+        <w:drawing>
+          <wp:inline distT="0" distB="0" distL="0" distR="0" wp14:anchorId="41C9F35D" wp14:editId="77A47EB6">
+            <wp:extent cx="1790700" cy="400050"/>
+            <wp:effectExtent l="0" t="0" r="0" b="0"/>
+            <wp:docPr id="10" name="Рисунок 10"/>
+            <wp:cNvGraphicFramePr>
+              <a:graphicFrameLocks xmlns:a="http://schemas.openxmlformats.org/drawingml/2006/main" noChangeAspect="1"/>
+            </wp:cNvGraphicFramePr>
+            <a:graphic xmlns:a="http://schemas.openxmlformats.org/drawingml/2006/main">
+              <a:graphicData uri="http://schemas.openxmlformats.org/drawingml/2006/picture">
+                <pic:pic xmlns:pic="http://schemas.openxmlformats.org/drawingml/2006/picture">
+                  <pic:nvPicPr>
+                    <pic:cNvPr id="1" name=""/>
+                    <pic:cNvPicPr/>
+                  </pic:nvPicPr>
+                  <pic:blipFill>
+                    <a:blip r:embed="rId13"/>
+                    <a:stretch>
+                      <a:fillRect/>
+                    </a:stretch>
+                  </pic:blipFill>
+                  <pic:spPr>
+                    <a:xfrm>
+                      <a:off x="0" y="0"/>
+                      <a:ext cx="1790700" cy="400050"/>
+                    </a:xfrm>
+                    <a:prstGeom prst="rect">
+                      <a:avLst/>
+                    </a:prstGeom>
+                  </pic:spPr>
+                </pic:pic>
+              </a:graphicData>
+            </a:graphic>
+          </wp:inline>
+        </w:drawing>
+      </w:r>
+    </w:p>
+    <w:p>
+      <w:pPr>
+        <w:spacing w:after="0" w:line="360" w:lineRule="auto"/>
+        <w:ind w:firstLine="851"/>
+        <w:jc w:val="both"/>
+        <w:rPr>
+          <w:rFonts w:ascii="Times New Roman" w:hAnsi="Times New Roman" w:cs="Times New Roman"/>
+          <w:sz w:val="28"/>
+          <w:szCs w:val="28"/>
+        </w:rPr>
+      </w:pPr>
+      <w:r>
+        <w:rPr>
+          <w:rFonts w:ascii="Times New Roman" w:hAnsi="Times New Roman" w:cs="Times New Roman"/>
+          <w:sz w:val="28"/>
+          <w:szCs w:val="28"/>
+        </w:rPr>
+        <w:t>После чего вводим правильные данные</w:t>
+      </w:r>
+    </w:p>
+    <w:p>
+      <w:pPr>
+        <w:spacing w:after="0" w:line="360" w:lineRule="auto"/>
+        <w:ind w:firstLine="851"/>
+        <w:jc w:val="both"/>
+        <w:rPr>
+          <w:rFonts w:ascii="Times New Roman" w:hAnsi="Times New Roman" w:cs="Times New Roman"/>
+          <w:sz w:val="28"/>
+          <w:szCs w:val="28"/>
+          <w:lang w:val="en-US"/>
+        </w:rPr>
+      </w:pPr>
+      <w:r>
+        <w:rPr>
+          <w:noProof/>
+          <w:lang w:eastAsia="ru-RU"/>
+        </w:rPr>
+        <w:drawing>
+          <wp:inline distT="0" distB="0" distL="0" distR="0" wp14:anchorId="1F919227" wp14:editId="3F1FC9B1">
+            <wp:extent cx="1933575" cy="438150"/>
+            <wp:effectExtent l="0" t="0" r="9525" b="0"/>
+            <wp:docPr id="11" name="Рисунок 11"/>
+            <wp:cNvGraphicFramePr>
+              <a:graphicFrameLocks xmlns:a="http://schemas.openxmlformats.org/drawingml/2006/main" noChangeAspect="1"/>
+            </wp:cNvGraphicFramePr>
+            <a:graphic xmlns:a="http://schemas.openxmlformats.org/drawingml/2006/main">
+              <a:graphicData uri="http://schemas.openxmlformats.org/drawingml/2006/picture">
+                <pic:pic xmlns:pic="http://schemas.openxmlformats.org/drawingml/2006/picture">
+                  <pic:nvPicPr>
+                    <pic:cNvPr id="1" name=""/>
+                    <pic:cNvPicPr/>
+                  </pic:nvPicPr>
+                  <pic:blipFill>
+                    <a:blip r:embed="rId14"/>
+                    <a:stretch>
+                      <a:fillRect/>
+                    </a:stretch>
+                  </pic:blipFill>
+                  <pic:spPr>
+                    <a:xfrm>
+                      <a:off x="0" y="0"/>
+                      <a:ext cx="1933575" cy="438150"/>
+                    </a:xfrm>
+                    <a:prstGeom prst="rect">
+                      <a:avLst/>
+                    </a:prstGeom>
+                  </pic:spPr>
+                </pic:pic>
+              </a:graphicData>
+            </a:graphic>
+          </wp:inline>
+        </w:drawing>
+      </w:r>
+    </w:p>
+    <w:p>
+      <w:pPr>
+        <w:spacing w:after="0" w:line="360" w:lineRule="auto"/>
+        <w:ind w:firstLine="851"/>
+        <w:jc w:val="both"/>
+        <w:rPr>
+          <w:rFonts w:ascii="Times New Roman" w:hAnsi="Times New Roman" w:cs="Times New Roman"/>
+          <w:sz w:val="28"/>
+          <w:szCs w:val="28"/>
+        </w:rPr>
+      </w:pPr>
+      <w:r>
+        <w:rPr>
+          <w:rFonts w:ascii="Times New Roman" w:hAnsi="Times New Roman" w:cs="Times New Roman"/>
+          <w:sz w:val="28"/>
+          <w:szCs w:val="28"/>
+        </w:rPr>
+        <w:t>Видим результат</w:t>
+      </w:r>
+    </w:p>
+    <w:p>
+      <w:pPr>
+        <w:spacing w:after="0" w:line="360" w:lineRule="auto"/>
+        <w:ind w:firstLine="851"/>
+        <w:jc w:val="both"/>
+        <w:rPr>
+          <w:rFonts w:ascii="Times New Roman" w:hAnsi="Times New Roman" w:cs="Times New Roman"/>
+          <w:sz w:val="28"/>
+          <w:szCs w:val="28"/>
+        </w:rPr>
+      </w:pPr>
+      <w:r>
+        <w:rPr>
+          <w:noProof/>
+          <w:lang w:eastAsia="ru-RU"/>
+        </w:rPr>
+        <w:drawing>
+          <wp:inline distT="0" distB="0" distL="0" distR="0" wp14:anchorId="5CD6A052" wp14:editId="0609D962">
+            <wp:extent cx="2241232" cy="683812"/>
+            <wp:effectExtent l="0" t="0" r="6985" b="2540"/>
+            <wp:docPr id="13" name="Рисунок 13"/>
+            <wp:cNvGraphicFramePr>
+              <a:graphicFrameLocks xmlns:a="http://schemas.openxmlformats.org/drawingml/2006/main" noChangeAspect="1"/>
+            </wp:cNvGraphicFramePr>
+            <a:graphic xmlns:a="http://schemas.openxmlformats.org/drawingml/2006/main">
+              <a:graphicData uri="http://schemas.openxmlformats.org/drawingml/2006/picture">
+                <pic:pic xmlns:pic="http://schemas.openxmlformats.org/drawingml/2006/picture">
+                  <pic:nvPicPr>
+                    <pic:cNvPr id="1" name=""/>
+                    <pic:cNvPicPr/>
+                  </pic:nvPicPr>
+                  <pic:blipFill rotWithShape="1">
+                    <a:blip r:embed="rId15"/>
+                    <a:srcRect b="33894"/>
+                    <a:stretch/>
+                  </pic:blipFill>
+                  <pic:spPr bwMode="auto">
+                    <a:xfrm>
+                      <a:off x="0" y="0"/>
+                      <a:ext cx="2261339" cy="689947"/>
+                    </a:xfrm>
+                    <a:prstGeom prst="rect">
+                      <a:avLst/>
+                    </a:prstGeom>
+                    <a:ln>
+                      <a:noFill/>
+                    </a:ln>
+                    <a:extLst>
+                      <a:ext uri="{53640926-AAD7-44D8-BBD7-CCE9431645EC}">
+                        <a14:shadowObscured xmlns:a14="http://schemas.microsoft.com/office/drawing/2010/main"/>
+                      </a:ext>
+                    </a:extLst>
+                  </pic:spPr>
+                </pic:pic>
+              </a:graphicData>
+            </a:graphic>
+          </wp:inline>
+        </w:drawing>
+      </w:r>
+    </w:p>
+    <w:p>
+      <w:pPr>
+        <w:spacing w:after="0" w:line="360" w:lineRule="auto"/>
+        <w:ind w:firstLine="851"/>
+        <w:jc w:val="both"/>
+        <w:rPr>
+          <w:rFonts w:ascii="Times New Roman" w:hAnsi="Times New Roman" w:cs="Times New Roman"/>
+          <w:sz w:val="28"/>
+          <w:szCs w:val="28"/>
+        </w:rPr>
+      </w:pPr>
+      <w:r>
+        <w:rPr>
+          <w:rFonts w:ascii="Times New Roman" w:hAnsi="Times New Roman" w:cs="Times New Roman"/>
+          <w:sz w:val="28"/>
+          <w:szCs w:val="28"/>
+        </w:rPr>
+        <w:t>Создаем запись</w:t>
+      </w:r>
+    </w:p>
+    <w:p>
+      <w:pPr>
+        <w:spacing w:after="0" w:line="360" w:lineRule="auto"/>
+        <w:ind w:firstLine="851"/>
+        <w:jc w:val="both"/>
+        <w:rPr>
+          <w:rFonts w:ascii="Times New Roman" w:hAnsi="Times New Roman" w:cs="Times New Roman"/>
+          <w:sz w:val="28"/>
+          <w:szCs w:val="28"/>
+        </w:rPr>
+      </w:pPr>
+      <w:r>
+        <w:rPr>
+          <w:noProof/>
+          <w:lang w:eastAsia="ru-RU"/>
+        </w:rPr>
+        <w:drawing>
+          <wp:inline distT="0" distB="0" distL="0" distR="0" wp14:anchorId="5C3AFB4F" wp14:editId="4E7C13F6">
+            <wp:extent cx="3067050" cy="714375"/>
+            <wp:effectExtent l="0" t="0" r="0" b="9525"/>
+            <wp:docPr id="14" name="Рисунок 14"/>
+            <wp:cNvGraphicFramePr>
+              <a:graphicFrameLocks xmlns:a="http://schemas.openxmlformats.org/drawingml/2006/main" noChangeAspect="1"/>
+            </wp:cNvGraphicFramePr>
+            <a:graphic xmlns:a="http://schemas.openxmlformats.org/drawingml/2006/main">
+              <a:graphicData uri="http://schemas.openxmlformats.org/drawingml/2006/picture">
+                <pic:pic xmlns:pic="http://schemas.openxmlformats.org/drawingml/2006/picture">
+                  <pic:nvPicPr>
+                    <pic:cNvPr id="1" name=""/>
+                    <pic:cNvPicPr/>
+                  </pic:nvPicPr>
+                  <pic:blipFill>
+                    <a:blip r:embed="rId16"/>
+                    <a:stretch>
+                      <a:fillRect/>
+                    </a:stretch>
+                  </pic:blipFill>
+                  <pic:spPr>
+                    <a:xfrm>
+                      <a:off x="0" y="0"/>
+                      <a:ext cx="3067050" cy="714375"/>
+                    </a:xfrm>
+                    <a:prstGeom prst="rect">
+                      <a:avLst/>
+                    </a:prstGeom>
+                  </pic:spPr>
+                </pic:pic>
+              </a:graphicData>
+            </a:graphic>
+          </wp:inline>
+        </w:drawing>
+      </w:r>
+    </w:p>
+    <w:p>
+      <w:pPr>
+        <w:spacing w:after="0" w:line="360" w:lineRule="auto"/>
+        <w:ind w:firstLine="851"/>
+        <w:jc w:val="both"/>
+        <w:rPr>
+          <w:rFonts w:ascii="Times New Roman" w:hAnsi="Times New Roman" w:cs="Times New Roman"/>
+          <w:sz w:val="28"/>
+          <w:szCs w:val="28"/>
+        </w:rPr>
+      </w:pPr>
+      <w:r>
+        <w:rPr>
+          <w:rFonts w:ascii="Times New Roman" w:hAnsi="Times New Roman" w:cs="Times New Roman"/>
+          <w:sz w:val="28"/>
+          <w:szCs w:val="28"/>
+        </w:rPr>
+        <w:t>Запись создалась</w:t>
+      </w:r>
+    </w:p>
+    <w:p>
+      <w:pPr>
+        <w:spacing w:after="0" w:line="360" w:lineRule="auto"/>
+        <w:ind w:firstLine="851"/>
+        <w:jc w:val="both"/>
+        <w:rPr>
+          <w:rFonts w:ascii="Times New Roman" w:hAnsi="Times New Roman" w:cs="Times New Roman"/>
+          <w:sz w:val="28"/>
+          <w:szCs w:val="28"/>
+        </w:rPr>
+      </w:pPr>
+      <w:r>
+        <w:rPr>
+          <w:noProof/>
+          <w:lang w:eastAsia="ru-RU"/>
+        </w:rPr>
+        <w:drawing>
+          <wp:inline distT="0" distB="0" distL="0" distR="0" wp14:anchorId="14D342C0" wp14:editId="307BCC54">
+            <wp:extent cx="2035534" cy="687498"/>
+            <wp:effectExtent l="0" t="0" r="3175" b="0"/>
+            <wp:docPr id="15" name="Рисунок 15"/>
+            <wp:cNvGraphicFramePr>
+              <a:graphicFrameLocks xmlns:a="http://schemas.openxmlformats.org/drawingml/2006/main" noChangeAspect="1"/>
+            </wp:cNvGraphicFramePr>
+            <a:graphic xmlns:a="http://schemas.openxmlformats.org/drawingml/2006/main">
+              <a:graphicData uri="http://schemas.openxmlformats.org/drawingml/2006/picture">
+                <pic:pic xmlns:pic="http://schemas.openxmlformats.org/drawingml/2006/picture">
+                  <pic:nvPicPr>
+                    <pic:cNvPr id="1" name=""/>
+                    <pic:cNvPicPr/>
+                  </pic:nvPicPr>
+                  <pic:blipFill>
+                    <a:blip r:embed="rId17"/>
+                    <a:stretch>
+                      <a:fillRect/>
+                    </a:stretch>
+                  </pic:blipFill>
+                  <pic:spPr>
+                    <a:xfrm>
+                      <a:off x="0" y="0"/>
+                      <a:ext cx="2064562" cy="697302"/>
+                    </a:xfrm>
+                    <a:prstGeom prst="rect">
+                      <a:avLst/>
+                    </a:prstGeom>
+                  </pic:spPr>
+                </pic:pic>
+              </a:graphicData>
+            </a:graphic>
+          </wp:inline>
+        </w:drawing>
+      </w:r>
+    </w:p>
+    <w:p>
+      <w:pPr>
+        <w:spacing w:after="0" w:line="360" w:lineRule="auto"/>
+        <w:ind w:firstLine="851"/>
+        <w:jc w:val="both"/>
+        <w:rPr>
+          <w:rFonts w:ascii="Times New Roman" w:hAnsi="Times New Roman" w:cs="Times New Roman"/>
+          <w:sz w:val="28"/>
+          <w:szCs w:val="28"/>
+        </w:rPr>
+      </w:pPr>
+      <w:r>
+        <w:rPr>
+          <w:rFonts w:ascii="Times New Roman" w:hAnsi="Times New Roman" w:cs="Times New Roman"/>
+          <w:sz w:val="28"/>
+          <w:szCs w:val="28"/>
+        </w:rPr>
+        <w:t>После чего выбираем запись, которую мы создали</w:t>
+      </w:r>
+    </w:p>
+    <w:p>
+      <w:pPr>
+        <w:spacing w:after="0" w:line="360" w:lineRule="auto"/>
+        <w:ind w:firstLine="851"/>
+        <w:jc w:val="both"/>
+        <w:rPr>
+          <w:rFonts w:ascii="Times New Roman" w:hAnsi="Times New Roman" w:cs="Times New Roman"/>
+          <w:sz w:val="28"/>
+          <w:szCs w:val="28"/>
+          <w:lang w:val="en-US"/>
+        </w:rPr>
+      </w:pPr>
+      <w:r>
+        <w:rPr>
+          <w:noProof/>
+          <w:lang w:eastAsia="ru-RU"/>
+        </w:rPr>
+        <w:drawing>
+          <wp:inline distT="0" distB="0" distL="0" distR="0" wp14:anchorId="2E4C272B" wp14:editId="2FF58BCA">
+            <wp:extent cx="1790700" cy="792168"/>
+            <wp:effectExtent l="0" t="0" r="0" b="8255"/>
+            <wp:docPr id="17" name="Рисунок 17"/>
+            <wp:cNvGraphicFramePr>
+              <a:graphicFrameLocks xmlns:a="http://schemas.openxmlformats.org/drawingml/2006/main" noChangeAspect="1"/>
+            </wp:cNvGraphicFramePr>
+            <a:graphic xmlns:a="http://schemas.openxmlformats.org/drawingml/2006/main">
+              <a:graphicData uri="http://schemas.openxmlformats.org/drawingml/2006/picture">
+                <pic:pic xmlns:pic="http://schemas.openxmlformats.org/drawingml/2006/picture">
+                  <pic:nvPicPr>
+                    <pic:cNvPr id="1" name=""/>
+                    <pic:cNvPicPr/>
+                  </pic:nvPicPr>
+                  <pic:blipFill>
+                    <a:blip r:embed="rId18"/>
+                    <a:stretch>
+                      <a:fillRect/>
+                    </a:stretch>
+                  </pic:blipFill>
+                  <pic:spPr>
+                    <a:xfrm>
+                      <a:off x="0" y="0"/>
+                      <a:ext cx="1809811" cy="800622"/>
+                    </a:xfrm>
+                    <a:prstGeom prst="rect">
+                      <a:avLst/>
+                    </a:prstGeom>
+                  </pic:spPr>
+                </pic:pic>
+              </a:graphicData>
+            </a:graphic>
+          </wp:inline>
+        </w:drawing>
+      </w:r>
+    </w:p>
+    <w:p>
+      <w:pPr>
+        <w:spacing w:after="0" w:line="360" w:lineRule="auto"/>
+        <w:ind w:firstLine="851"/>
+        <w:jc w:val="both"/>
+        <w:rPr>
+          <w:rFonts w:ascii="Times New Roman" w:hAnsi="Times New Roman" w:cs="Times New Roman"/>
+          <w:sz w:val="28"/>
+          <w:szCs w:val="28"/>
+        </w:rPr>
+      </w:pPr>
+      <w:r>
+        <w:rPr>
+          <w:rFonts w:ascii="Times New Roman" w:hAnsi="Times New Roman" w:cs="Times New Roman"/>
+          <w:sz w:val="28"/>
+          <w:szCs w:val="28"/>
+        </w:rPr>
+        <w:t>И нажимаем –</w:t>
+      </w:r>
+    </w:p>
+    <w:p>
+      <w:pPr>
+        <w:spacing w:after="0" w:line="360" w:lineRule="auto"/>
+        <w:ind w:firstLine="851"/>
+        <w:jc w:val="both"/>
+        <w:rPr>
+          <w:rFonts w:ascii="Times New Roman" w:hAnsi="Times New Roman" w:cs="Times New Roman"/>
+          <w:sz w:val="28"/>
+          <w:szCs w:val="28"/>
+        </w:rPr>
+      </w:pPr>
+      <w:r>
+        <w:rPr>
+          <w:rFonts w:ascii="Times New Roman" w:hAnsi="Times New Roman" w:cs="Times New Roman"/>
+          <w:sz w:val="28"/>
+          <w:szCs w:val="28"/>
+        </w:rPr>
+        <w:t>Результат запись удалилась</w:t>
+      </w:r>
+    </w:p>
+    <w:p>
+      <w:pPr>
+        <w:spacing w:after="0" w:line="360" w:lineRule="auto"/>
+        <w:ind w:firstLine="851"/>
+        <w:jc w:val="both"/>
+        <w:rPr>
+          <w:rFonts w:ascii="Times New Roman" w:hAnsi="Times New Roman" w:cs="Times New Roman"/>
+          <w:sz w:val="28"/>
+          <w:szCs w:val="28"/>
+        </w:rPr>
+      </w:pPr>
+      <w:r>
+        <w:rPr>
+          <w:noProof/>
+          <w:lang w:eastAsia="ru-RU"/>
+        </w:rPr>
+        <w:drawing>
+          <wp:inline distT="0" distB="0" distL="0" distR="0" wp14:anchorId="4D1093E5" wp14:editId="5B2F8E12">
+            <wp:extent cx="2099144" cy="652618"/>
+            <wp:effectExtent l="0" t="0" r="0" b="0"/>
+            <wp:docPr id="18" name="Рисунок 18"/>
+            <wp:cNvGraphicFramePr>
+              <a:graphicFrameLocks xmlns:a="http://schemas.openxmlformats.org/drawingml/2006/main" noChangeAspect="1"/>
+            </wp:cNvGraphicFramePr>
+            <a:graphic xmlns:a="http://schemas.openxmlformats.org/drawingml/2006/main">
+              <a:graphicData uri="http://schemas.openxmlformats.org/drawingml/2006/picture">
+                <pic:pic xmlns:pic="http://schemas.openxmlformats.org/drawingml/2006/picture">
+                  <pic:nvPicPr>
+                    <pic:cNvPr id="1" name=""/>
+                    <pic:cNvPicPr/>
+                  </pic:nvPicPr>
+                  <pic:blipFill>
+                    <a:blip r:embed="rId19"/>
+                    <a:stretch>
+                      <a:fillRect/>
+                    </a:stretch>
+                  </pic:blipFill>
+                  <pic:spPr>
+                    <a:xfrm>
+                      <a:off x="0" y="0"/>
+                      <a:ext cx="2198802" cy="683601"/>
+                    </a:xfrm>
+                    <a:prstGeom prst="rect">
+                      <a:avLst/>
+                    </a:prstGeom>
+                  </pic:spPr>
+                </pic:pic>
+              </a:graphicData>
+            </a:graphic>
+          </wp:inline>
+        </w:drawing>
+      </w:r>
     </w:p>
     <w:sectPr>
       <w:pgSz w:w="11906" w:h="16838"/>
@@ -337,6 +2396,103 @@
     </w:sectPr>
   </w:body>
 </w:document>
+</file>
+
+<file path=word/numbering.xml><?xml version="1.0" encoding="utf-8"?>
+<w:numbering xmlns:wpc="http://schemas.microsoft.com/office/word/2010/wordprocessingCanvas" xmlns:cx="http://schemas.microsoft.com/office/drawing/2014/chartex" xmlns:cx1="http://schemas.microsoft.com/office/drawing/2015/9/8/chartex" xmlns:mc="http://schemas.openxmlformats.org/markup-compatibility/2006" xmlns:o="urn:schemas-microsoft-com:office:office" xmlns:r="http://schemas.openxmlformats.org/officeDocument/2006/relationships" xmlns:m="http://schemas.openxmlformats.org/officeDocument/2006/math" xmlns:v="urn:schemas-microsoft-com:vml" xmlns:wp14="http://schemas.microsoft.com/office/word/2010/wordprocessingDrawing" xmlns:wp="http://schemas.openxmlformats.org/drawingml/2006/wordprocessingDrawing" xmlns:w10="urn:schemas-microsoft-com:office:word" xmlns:w="http://schemas.openxmlformats.org/wordprocessingml/2006/main" xmlns:w14="http://schemas.microsoft.com/office/word/2010/wordml" xmlns:w15="http://schemas.microsoft.com/office/word/2012/wordml" xmlns:w16se="http://schemas.microsoft.com/office/word/2015/wordml/symex" xmlns:wpg="http://schemas.microsoft.com/office/word/2010/wordprocessingGroup" xmlns:wpi="http://schemas.microsoft.com/office/word/2010/wordprocessingInk" xmlns:wne="http://schemas.microsoft.com/office/word/2006/wordml" xmlns:wps="http://schemas.microsoft.com/office/word/2010/wordprocessingShape" mc:Ignorable="w14 w15 w16se wp14">
+  <w:abstractNum w:abstractNumId="0" w15:restartNumberingAfterBreak="0">
+    <w:nsid w:val="0D5A58EC"/>
+    <w:multiLevelType w:val="hybridMultilevel"/>
+    <w:tmpl w:val="491E5C78"/>
+    <w:lvl w:ilvl="0" w:tplc="6E5642BA">
+      <w:start w:val="1"/>
+      <w:numFmt w:val="decimal"/>
+      <w:lvlText w:val="%1-"/>
+      <w:lvlJc w:val="left"/>
+      <w:pPr>
+        <w:ind w:left="720" w:hanging="360"/>
+      </w:pPr>
+      <w:rPr>
+        <w:rFonts w:hint="default"/>
+      </w:rPr>
+    </w:lvl>
+    <w:lvl w:ilvl="1" w:tplc="04190019" w:tentative="1">
+      <w:start w:val="1"/>
+      <w:numFmt w:val="lowerLetter"/>
+      <w:lvlText w:val="%2."/>
+      <w:lvlJc w:val="left"/>
+      <w:pPr>
+        <w:ind w:left="1440" w:hanging="360"/>
+      </w:pPr>
+    </w:lvl>
+    <w:lvl w:ilvl="2" w:tplc="0419001B" w:tentative="1">
+      <w:start w:val="1"/>
+      <w:numFmt w:val="lowerRoman"/>
+      <w:lvlText w:val="%3."/>
+      <w:lvlJc w:val="right"/>
+      <w:pPr>
+        <w:ind w:left="2160" w:hanging="180"/>
+      </w:pPr>
+    </w:lvl>
+    <w:lvl w:ilvl="3" w:tplc="0419000F" w:tentative="1">
+      <w:start w:val="1"/>
+      <w:numFmt w:val="decimal"/>
+      <w:lvlText w:val="%4."/>
+      <w:lvlJc w:val="left"/>
+      <w:pPr>
+        <w:ind w:left="2880" w:hanging="360"/>
+      </w:pPr>
+    </w:lvl>
+    <w:lvl w:ilvl="4" w:tplc="04190019" w:tentative="1">
+      <w:start w:val="1"/>
+      <w:numFmt w:val="lowerLetter"/>
+      <w:lvlText w:val="%5."/>
+      <w:lvlJc w:val="left"/>
+      <w:pPr>
+        <w:ind w:left="3600" w:hanging="360"/>
+      </w:pPr>
+    </w:lvl>
+    <w:lvl w:ilvl="5" w:tplc="0419001B" w:tentative="1">
+      <w:start w:val="1"/>
+      <w:numFmt w:val="lowerRoman"/>
+      <w:lvlText w:val="%6."/>
+      <w:lvlJc w:val="right"/>
+      <w:pPr>
+        <w:ind w:left="4320" w:hanging="180"/>
+      </w:pPr>
+    </w:lvl>
+    <w:lvl w:ilvl="6" w:tplc="0419000F" w:tentative="1">
+      <w:start w:val="1"/>
+      <w:numFmt w:val="decimal"/>
+      <w:lvlText w:val="%7."/>
+      <w:lvlJc w:val="left"/>
+      <w:pPr>
+        <w:ind w:left="5040" w:hanging="360"/>
+      </w:pPr>
+    </w:lvl>
+    <w:lvl w:ilvl="7" w:tplc="04190019" w:tentative="1">
+      <w:start w:val="1"/>
+      <w:numFmt w:val="lowerLetter"/>
+      <w:lvlText w:val="%8."/>
+      <w:lvlJc w:val="left"/>
+      <w:pPr>
+        <w:ind w:left="5760" w:hanging="360"/>
+      </w:pPr>
+    </w:lvl>
+    <w:lvl w:ilvl="8" w:tplc="0419001B" w:tentative="1">
+      <w:start w:val="1"/>
+      <w:numFmt w:val="lowerRoman"/>
+      <w:lvlText w:val="%9."/>
+      <w:lvlJc w:val="right"/>
+      <w:pPr>
+        <w:ind w:left="6480" w:hanging="180"/>
+      </w:pPr>
+    </w:lvl>
+  </w:abstractNum>
+  <w:num w:numId="1">
+    <w:abstractNumId w:val="0"/>
+  </w:num>
+</w:numbering>
 </file>
 
 <file path=word/styles.xml><?xml version="1.0" encoding="utf-8"?>
@@ -779,6 +2935,17 @@
       </w:tblBorders>
     </w:tblPr>
   </w:style>
+  <w:style w:type="paragraph" w:styleId="a4">
+    <w:name w:val="List Paragraph"/>
+    <w:basedOn w:val="a"/>
+    <w:uiPriority w:val="34"/>
+    <w:qFormat/>
+    <w:rsid w:val="005D30C0"/>
+    <w:pPr>
+      <w:ind w:left="720"/>
+      <w:contextualSpacing/>
+    </w:pPr>
+  </w:style>
 </w:styles>
 </file>
 
